--- a/jasondmoss-resume.docx
+++ b/jasondmoss-resume.docx
@@ -698,7 +698,10 @@
         </w:rPr>
       </w:pPr>
       <w:r>
-        <w:rPr/>
+        <w:rPr>
+          <w:sz w:val="21"/>
+          <w:szCs w:val="21"/>
+        </w:rPr>
       </w:r>
     </w:p>
     <w:p>
@@ -2131,29 +2134,7 @@
           <w:sz w:val="21"/>
           <w:szCs w:val="21"/>
         </w:rPr>
-        <w:t>(</w:t>
-      </w:r>
-      <w:r>
-        <w:rPr>
-          <w:b w:val="false"/>
-          <w:bCs w:val="false"/>
-          <w:i/>
-          <w:iCs/>
-          <w:sz w:val="21"/>
-          <w:szCs w:val="21"/>
-        </w:rPr>
-        <w:t xml:space="preserve">+ </w:t>
-      </w:r>
-      <w:r>
-        <w:rPr>
-          <w:b w:val="false"/>
-          <w:bCs w:val="false"/>
-          <w:i/>
-          <w:iCs/>
-          <w:sz w:val="21"/>
-          <w:szCs w:val="21"/>
-        </w:rPr>
-        <w:t>multiple sub-sites)</w:t>
+        <w:t>(+ multiple sub-sites)</w:t>
       </w:r>
       <w:r>
         <w:rPr>
@@ -2701,7 +2682,7 @@
             <w:sz w:val="21"/>
             <w:szCs w:val="21"/>
           </w:rPr>
-          <w:t>http://www.last.fm/user/jasonmoss</w:t>
+          <w:t>https://www.last.fm/user/jasondmoss</w:t>
         </w:r>
       </w:hyperlink>
     </w:p>
@@ -3714,7 +3695,7 @@
     <w:pPr>
       <w:widowControl/>
       <w:suppressAutoHyphens w:val="true"/>
-      <w:overflowPunct w:val="false"/>
+      <w:overflowPunct w:val="true"/>
       <w:bidi w:val="0"/>
       <w:spacing w:before="0" w:after="0"/>
       <w:jc w:val="left"/>

--- a/jasondmoss-resume.docx
+++ b/jasondmoss-resume.docx
@@ -201,20 +201,6 @@
         <w:br w:type="textWrapping"/>
         <w:br w:type="textWrapping"/>
         <w:t xml:space="preserve">Compliant. Portable. Functional.</w:t>
-      </w:r>
-    </w:p>
-    <w:p>
-      <w:pPr>
-        <w:spacing w:line="276" w:lineRule="auto"/>
-        <w:rPr>
-          <w:sz w:val="20"/>
-          <w:szCs w:val="20"/>
-        </w:rPr>
-      </w:pPr>
-      <w:r>
-        <w:rPr>
-          <w:rtl w:val="0"/>
-        </w:rPr>
       </w:r>
     </w:p>
     <w:p>
@@ -1906,20 +1892,6 @@
     </w:p>
     <w:p>
       <w:pPr>
-        <w:spacing w:line="276" w:lineRule="auto"/>
-        <w:rPr>
-          <w:sz w:val="20"/>
-          <w:szCs w:val="20"/>
-        </w:rPr>
-      </w:pPr>
-      <w:r>
-        <w:rPr>
-          <w:rtl w:val="0"/>
-        </w:rPr>
-      </w:r>
-    </w:p>
-    <w:p>
-      <w:pPr>
         <w:pStyle w:val="Heading2"/>
         <w:spacing w:line="276" w:lineRule="auto"/>
         <w:rPr>
@@ -1968,13 +1940,16 @@
     <w:p>
       <w:pPr>
         <w:pStyle w:val="Heading5"/>
-        <w:spacing w:line="360" w:lineRule="auto"/>
-        <w:rPr/>
+        <w:spacing w:after="0" w:line="276" w:lineRule="auto"/>
+        <w:rPr>
+          <w:u w:val="single"/>
+        </w:rPr>
       </w:pPr>
       <w:bookmarkStart w:colFirst="0" w:colLast="0" w:name="_26in1rg" w:id="15"/>
       <w:bookmarkEnd w:id="15"/>
       <w:r>
         <w:rPr>
+          <w:u w:val="single"/>
           <w:rtl w:val="0"/>
         </w:rPr>
         <w:t xml:space="preserve">Drupal</w:t>
@@ -2423,28 +2398,17 @@
     </w:p>
     <w:p>
       <w:pPr>
-        <w:spacing w:after="200" w:line="240" w:lineRule="auto"/>
-        <w:rPr>
-          <w:sz w:val="20"/>
-          <w:szCs w:val="20"/>
-        </w:rPr>
-      </w:pPr>
-      <w:r>
-        <w:rPr>
-          <w:rtl w:val="0"/>
-        </w:rPr>
-      </w:r>
-    </w:p>
-    <w:p>
-      <w:pPr>
         <w:pStyle w:val="Heading5"/>
-        <w:spacing w:line="360" w:lineRule="auto"/>
-        <w:rPr/>
+        <w:spacing w:after="0" w:before="200" w:line="276" w:lineRule="auto"/>
+        <w:rPr>
+          <w:u w:val="single"/>
+        </w:rPr>
       </w:pPr>
       <w:bookmarkStart w:colFirst="0" w:colLast="0" w:name="_lnxbz9" w:id="17"/>
       <w:bookmarkEnd w:id="17"/>
       <w:r>
         <w:rPr>
+          <w:u w:val="single"/>
           <w:rtl w:val="0"/>
         </w:rPr>
         <w:t xml:space="preserve">WordPress</w:t>
@@ -2644,20 +2608,6 @@
           <w:t xml:space="preserve">bestburners.ca</w:t>
         </w:r>
       </w:hyperlink>
-      <w:r>
-        <w:rPr>
-          <w:rtl w:val="0"/>
-        </w:rPr>
-      </w:r>
-    </w:p>
-    <w:p>
-      <w:pPr>
-        <w:spacing w:after="200" w:line="240" w:lineRule="auto"/>
-        <w:rPr>
-          <w:sz w:val="20"/>
-          <w:szCs w:val="20"/>
-        </w:rPr>
-      </w:pPr>
       <w:r>
         <w:rPr>
           <w:rtl w:val="0"/>

--- a/jasondmoss-resume.docx
+++ b/jasondmoss-resume.docx
@@ -92,14 +92,24 @@
         <w:tab/>
         <w:tab/>
         <w:tab/>
-        <w:t xml:space="preserve">      »  </w:t>
+        <w:t xml:space="preserve">        </w:t>
+      </w:r>
+      <w:r>
+        <w:rPr>
+          <w:b w:val="1"/>
+          <w:sz w:val="18"/>
+          <w:szCs w:val="18"/>
+          <w:rtl w:val="0"/>
+        </w:rPr>
+        <w:t xml:space="preserve">»  </w:t>
       </w:r>
       <w:hyperlink r:id="rId7">
         <w:r>
           <w:rPr>
+            <w:b w:val="1"/>
             <w:color w:val="1155cc"/>
-            <w:sz w:val="20"/>
-            <w:szCs w:val="20"/>
+            <w:sz w:val="18"/>
+            <w:szCs w:val="18"/>
             <w:rtl w:val="0"/>
           </w:rPr>
           <w:t xml:space="preserve">Current resume</w:t>
@@ -2025,11 +2035,53 @@
             <w:szCs w:val="20"/>
             <w:rtl w:val="0"/>
           </w:rPr>
-          <w:t xml:space="preserve">media.spectacularnwt.com</w:t>
+          <w:t xml:space="preserve">media</w:t>
         </w:r>
       </w:hyperlink>
       <w:r>
         <w:rPr>
+          <w:b w:val="0"/>
+          <w:sz w:val="20"/>
+          <w:szCs w:val="20"/>
+          <w:rtl w:val="0"/>
+        </w:rPr>
+        <w:t xml:space="preserve">, </w:t>
+      </w:r>
+      <w:hyperlink r:id="rId16">
+        <w:r>
+          <w:rPr>
+            <w:b w:val="0"/>
+            <w:color w:val="1155cc"/>
+            <w:sz w:val="20"/>
+            <w:szCs w:val="20"/>
+            <w:rtl w:val="0"/>
+          </w:rPr>
+          <w:t xml:space="preserve">traveltrade</w:t>
+        </w:r>
+      </w:hyperlink>
+      <w:r>
+        <w:rPr>
+          <w:b w:val="0"/>
+          <w:sz w:val="20"/>
+          <w:szCs w:val="20"/>
+          <w:rtl w:val="0"/>
+        </w:rPr>
+        <w:t xml:space="preserve">, </w:t>
+      </w:r>
+      <w:hyperlink r:id="rId17">
+        <w:r>
+          <w:rPr>
+            <w:b w:val="0"/>
+            <w:color w:val="1155cc"/>
+            <w:sz w:val="20"/>
+            <w:szCs w:val="20"/>
+            <w:rtl w:val="0"/>
+          </w:rPr>
+          <w:t xml:space="preserve">conferences</w:t>
+        </w:r>
+      </w:hyperlink>
+      <w:r>
+        <w:rPr>
           <w:rtl w:val="0"/>
         </w:rPr>
       </w:r>
@@ -2056,7 +2108,7 @@
         <w:tab/>
         <w:tab/>
       </w:r>
-      <w:hyperlink r:id="rId16">
+      <w:hyperlink r:id="rId18">
         <w:r>
           <w:rPr>
             <w:color w:val="1155cc"/>
@@ -2093,7 +2145,7 @@
         <w:tab/>
         <w:tab/>
       </w:r>
-      <w:hyperlink r:id="rId17">
+      <w:hyperlink r:id="rId19">
         <w:r>
           <w:rPr>
             <w:color w:val="1155cc"/>
@@ -2129,7 +2181,7 @@
         <w:tab/>
         <w:tab/>
       </w:r>
-      <w:hyperlink r:id="rId18">
+      <w:hyperlink r:id="rId20">
         <w:r>
           <w:rPr>
             <w:color w:val="1155cc"/>
@@ -2166,7 +2218,7 @@
         <w:tab/>
         <w:tab/>
       </w:r>
-      <w:hyperlink r:id="rId19">
+      <w:hyperlink r:id="rId21">
         <w:r>
           <w:rPr>
             <w:color w:val="1155cc"/>
@@ -2201,7 +2253,7 @@
         <w:t xml:space="preserve">Workers' Safety and Compensation Commission:</w:t>
         <w:tab/>
       </w:r>
-      <w:hyperlink r:id="rId20">
+      <w:hyperlink r:id="rId22">
         <w:r>
           <w:rPr>
             <w:color w:val="1155cc"/>
@@ -2239,7 +2291,7 @@
         <w:tab/>
         <w:tab/>
       </w:r>
-      <w:hyperlink r:id="rId21">
+      <w:hyperlink r:id="rId23">
         <w:r>
           <w:rPr>
             <w:color w:val="1155cc"/>
@@ -2258,54 +2310,6 @@
         </w:rPr>
         <w:t xml:space="preserve">, </w:t>
       </w:r>
-      <w:hyperlink r:id="rId22">
-        <w:r>
-          <w:rPr>
-            <w:color w:val="1155cc"/>
-            <w:sz w:val="20"/>
-            <w:szCs w:val="20"/>
-            <w:rtl w:val="0"/>
-          </w:rPr>
-          <w:t xml:space="preserve">livehealthy.gov.nu.ca</w:t>
-        </w:r>
-      </w:hyperlink>
-      <w:r>
-        <w:rPr>
-          <w:sz w:val="20"/>
-          <w:szCs w:val="20"/>
-          <w:rtl w:val="0"/>
-        </w:rPr>
-        <w:t xml:space="preserve">,</w:t>
-      </w:r>
-    </w:p>
-    <w:p>
-      <w:pPr>
-        <w:spacing w:after="200" w:line="240" w:lineRule="auto"/>
-        <w:ind w:left="5040" w:firstLine="0"/>
-        <w:rPr>
-          <w:sz w:val="20"/>
-          <w:szCs w:val="20"/>
-        </w:rPr>
-      </w:pPr>
-      <w:hyperlink r:id="rId23">
-        <w:r>
-          <w:rPr>
-            <w:color w:val="1155cc"/>
-            <w:sz w:val="20"/>
-            <w:szCs w:val="20"/>
-            <w:rtl w:val="0"/>
-          </w:rPr>
-          <w:t xml:space="preserve">nuquits.gov.nu.ca</w:t>
-        </w:r>
-      </w:hyperlink>
-      <w:r>
-        <w:rPr>
-          <w:sz w:val="20"/>
-          <w:szCs w:val="20"/>
-          <w:rtl w:val="0"/>
-        </w:rPr>
-        <w:t xml:space="preserve">, </w:t>
-      </w:r>
       <w:hyperlink r:id="rId24">
         <w:r>
           <w:rPr>
@@ -2314,11 +2318,49 @@
             <w:szCs w:val="20"/>
             <w:rtl w:val="0"/>
           </w:rPr>
-          <w:t xml:space="preserve">nuphysicians.ca</w:t>
+          <w:t xml:space="preserve">livehealthy</w:t>
         </w:r>
       </w:hyperlink>
       <w:r>
         <w:rPr>
+          <w:sz w:val="20"/>
+          <w:szCs w:val="20"/>
+          <w:rtl w:val="0"/>
+        </w:rPr>
+        <w:t xml:space="preserve">, </w:t>
+      </w:r>
+      <w:hyperlink r:id="rId25">
+        <w:r>
+          <w:rPr>
+            <w:color w:val="1155cc"/>
+            <w:sz w:val="20"/>
+            <w:szCs w:val="20"/>
+            <w:rtl w:val="0"/>
+          </w:rPr>
+          <w:t xml:space="preserve">nuquits</w:t>
+        </w:r>
+      </w:hyperlink>
+      <w:r>
+        <w:rPr>
+          <w:sz w:val="20"/>
+          <w:szCs w:val="20"/>
+          <w:rtl w:val="0"/>
+        </w:rPr>
+        <w:t xml:space="preserve">, </w:t>
+      </w:r>
+      <w:hyperlink r:id="rId26">
+        <w:r>
+          <w:rPr>
+            <w:color w:val="1155cc"/>
+            <w:sz w:val="20"/>
+            <w:szCs w:val="20"/>
+            <w:rtl w:val="0"/>
+          </w:rPr>
+          <w:t xml:space="preserve">nuphysicians</w:t>
+        </w:r>
+      </w:hyperlink>
+      <w:r>
+        <w:rPr>
           <w:rtl w:val="0"/>
         </w:rPr>
       </w:r>
@@ -2341,7 +2383,7 @@
         <w:t xml:space="preserve">Tourism Prince Edward Island - Ask an Islander:</w:t>
         <w:tab/>
       </w:r>
-      <w:hyperlink r:id="rId25">
+      <w:hyperlink r:id="rId27">
         <w:r>
           <w:rPr>
             <w:color w:val="1155cc"/>
@@ -2379,7 +2421,7 @@
         <w:tab/>
         <w:tab/>
       </w:r>
-      <w:hyperlink r:id="rId26">
+      <w:hyperlink r:id="rId28">
         <w:r>
           <w:rPr>
             <w:color w:val="1155cc"/>
@@ -2440,7 +2482,7 @@
         <w:tab/>
         <w:tab/>
       </w:r>
-      <w:hyperlink r:id="rId27">
+      <w:hyperlink r:id="rId29">
         <w:r>
           <w:rPr>
             <w:b w:val="0"/>
@@ -2477,7 +2519,7 @@
         <w:tab/>
         <w:tab/>
       </w:r>
-      <w:hyperlink r:id="rId28">
+      <w:hyperlink r:id="rId30">
         <w:r>
           <w:rPr>
             <w:color w:val="1155cc"/>
@@ -2521,7 +2563,7 @@
         <w:tab/>
         <w:tab/>
       </w:r>
-      <w:hyperlink r:id="rId29">
+      <w:hyperlink r:id="rId31">
         <w:r>
           <w:rPr>
             <w:color w:val="1155cc"/>
@@ -2558,7 +2600,7 @@
         <w:tab/>
         <w:tab/>
       </w:r>
-      <w:hyperlink r:id="rId30">
+      <w:hyperlink r:id="rId32">
         <w:r>
           <w:rPr>
             <w:color w:val="1155cc"/>
@@ -2597,7 +2639,7 @@
         <w:tab/>
         <w:tab/>
       </w:r>
-      <w:hyperlink r:id="rId31">
+      <w:hyperlink r:id="rId33">
         <w:r>
           <w:rPr>
             <w:color w:val="1155cc"/>
@@ -2683,7 +2725,7 @@
         </w:rPr>
         <w:tab/>
       </w:r>
-      <w:hyperlink r:id="rId32">
+      <w:hyperlink r:id="rId34">
         <w:r>
           <w:rPr>
             <w:color w:val="1155cc"/>
@@ -2725,7 +2767,7 @@
         </w:rPr>
         <w:tab/>
       </w:r>
-      <w:hyperlink r:id="rId33">
+      <w:hyperlink r:id="rId35">
         <w:r>
           <w:rPr>
             <w:color w:val="1155cc"/>
@@ -2767,7 +2809,7 @@
         </w:rPr>
         <w:tab/>
       </w:r>
-      <w:hyperlink r:id="rId34">
+      <w:hyperlink r:id="rId36">
         <w:r>
           <w:rPr>
             <w:color w:val="1155cc"/>
@@ -2809,7 +2851,7 @@
         </w:rPr>
         <w:tab/>
       </w:r>
-      <w:hyperlink r:id="rId35">
+      <w:hyperlink r:id="rId37">
         <w:r>
           <w:rPr>
             <w:color w:val="1155cc"/>
@@ -2852,7 +2894,7 @@
         </w:rPr>
         <w:tab/>
       </w:r>
-      <w:hyperlink r:id="rId36">
+      <w:hyperlink r:id="rId38">
         <w:r>
           <w:rPr>
             <w:color w:val="1155cc"/>
@@ -2894,7 +2936,7 @@
         </w:rPr>
         <w:tab/>
       </w:r>
-      <w:hyperlink r:id="rId37">
+      <w:hyperlink r:id="rId39">
         <w:r>
           <w:rPr>
             <w:color w:val="1155cc"/>
@@ -2912,7 +2954,7 @@
       </w:r>
     </w:p>
     <w:sectPr>
-      <w:headerReference r:id="rId38" w:type="default"/>
+      <w:headerReference r:id="rId40" w:type="default"/>
       <w:pgSz w:h="15840" w:w="12240" w:orient="portrait"/>
       <w:pgMar w:bottom="1134" w:top="1134" w:left="1134" w:right="1134" w:header="0" w:footer="0"/>
       <w:pgNumType w:start="1"/>

--- a/jasondmoss-resume.docx
+++ b/jasondmoss-resume.docx
@@ -207,10 +207,7 @@
           <w:szCs w:val="20"/>
           <w:rtl w:val="0"/>
         </w:rPr>
-        <w:t xml:space="preserve">I plan, develop, implement and maintain modern web sites and applications; adhering to strict standards and conventions.</w:t>
-        <w:br w:type="textWrapping"/>
-        <w:br w:type="textWrapping"/>
-        <w:t xml:space="preserve">Compliant. Portable. Functional.</w:t>
+        <w:t xml:space="preserve">I am a well-rounded web developer dealing mostly with Drupal, WordPress and Laravel. I have strong front-end abilities with HTML5, CSS3 and JavaScript.</w:t>
       </w:r>
     </w:p>
     <w:p>
@@ -299,7 +296,7 @@
           <w:szCs w:val="20"/>
           <w:rtl w:val="0"/>
         </w:rPr>
-        <w:t xml:space="preserve">Drupal (intermediate)</w:t>
+        <w:t xml:space="preserve">Drupal</w:t>
       </w:r>
     </w:p>
     <w:p>
@@ -322,7 +319,7 @@
           <w:szCs w:val="20"/>
           <w:rtl w:val="0"/>
         </w:rPr>
-        <w:t xml:space="preserve">Laravel (intermediate)</w:t>
+        <w:t xml:space="preserve">Laravel</w:t>
       </w:r>
     </w:p>
     <w:p>
@@ -345,7 +342,7 @@
           <w:szCs w:val="20"/>
           <w:rtl w:val="0"/>
         </w:rPr>
-        <w:t xml:space="preserve">Symfony (junior/intermediate)</w:t>
+        <w:t xml:space="preserve">Symfony</w:t>
       </w:r>
     </w:p>
     <w:p>
@@ -368,7 +365,7 @@
           <w:szCs w:val="20"/>
           <w:rtl w:val="0"/>
         </w:rPr>
-        <w:t xml:space="preserve">WordPress (intermediate/senior)</w:t>
+        <w:t xml:space="preserve">WordPress</w:t>
       </w:r>
     </w:p>
     <w:p>
@@ -391,7 +388,7 @@
           <w:szCs w:val="20"/>
           <w:rtl w:val="0"/>
         </w:rPr>
-        <w:t xml:space="preserve">Craft CMS (junior/intermediate)</w:t>
+        <w:t xml:space="preserve">Craft CMS</w:t>
       </w:r>
     </w:p>
     <w:p>
@@ -414,7 +411,7 @@
           <w:szCs w:val="20"/>
           <w:rtl w:val="0"/>
         </w:rPr>
-        <w:t xml:space="preserve">b2evolution (intermediate)</w:t>
+        <w:t xml:space="preserve">b2evolution</w:t>
       </w:r>
     </w:p>
     <w:p>
@@ -437,7 +434,7 @@
           <w:szCs w:val="20"/>
           <w:rtl w:val="0"/>
         </w:rPr>
-        <w:t xml:space="preserve">Testing (Unit, Pest) (intermediate)</w:t>
+        <w:t xml:space="preserve">Testing (Unit, Pest)</w:t>
       </w:r>
     </w:p>
     <w:p>
@@ -459,7 +456,7 @@
           <w:szCs w:val="20"/>
           <w:rtl w:val="0"/>
         </w:rPr>
-        <w:t xml:space="preserve">JavaScript (intermediate/senior)</w:t>
+        <w:t xml:space="preserve">JavaScript</w:t>
       </w:r>
     </w:p>
     <w:p>
@@ -481,7 +478,7 @@
           <w:szCs w:val="20"/>
           <w:rtl w:val="0"/>
         </w:rPr>
-        <w:t xml:space="preserve">Semantic HTML (senior)</w:t>
+        <w:t xml:space="preserve">Semantic HTML</w:t>
       </w:r>
     </w:p>
     <w:p>
@@ -503,7 +500,7 @@
           <w:szCs w:val="20"/>
           <w:rtl w:val="0"/>
         </w:rPr>
-        <w:t xml:space="preserve">Structured Data + SEO (intermediate/senior)</w:t>
+        <w:t xml:space="preserve">Structured Data + SEO</w:t>
       </w:r>
     </w:p>
     <w:p>
@@ -525,7 +522,7 @@
           <w:szCs w:val="20"/>
           <w:rtl w:val="0"/>
         </w:rPr>
-        <w:t xml:space="preserve">CSS (senior)</w:t>
+        <w:t xml:space="preserve">CSS3</w:t>
       </w:r>
     </w:p>
     <w:p>
@@ -547,7 +544,7 @@
           <w:szCs w:val="20"/>
           <w:rtl w:val="0"/>
         </w:rPr>
-        <w:t xml:space="preserve">Responsive Design (senior)</w:t>
+        <w:t xml:space="preserve">Responsive Design</w:t>
       </w:r>
     </w:p>
     <w:p>
@@ -569,7 +566,7 @@
           <w:szCs w:val="20"/>
           <w:rtl w:val="0"/>
         </w:rPr>
-        <w:t xml:space="preserve">Databases (MySQL, PostgreSQL) (intermediate)</w:t>
+        <w:t xml:space="preserve">Databases (MySQL, PostgreSQL)</w:t>
       </w:r>
     </w:p>
     <w:p>
@@ -591,7 +588,7 @@
           <w:szCs w:val="20"/>
           <w:rtl w:val="0"/>
         </w:rPr>
-        <w:t xml:space="preserve">Linux server admin (Apache, scripts) (intermediate)</w:t>
+        <w:t xml:space="preserve">Linux server admin (Apache, scripts)</w:t>
       </w:r>
     </w:p>
     <w:p>
@@ -613,7 +610,7 @@
           <w:szCs w:val="20"/>
           <w:rtl w:val="0"/>
         </w:rPr>
-        <w:t xml:space="preserve">Version Control Systems (Git, SVN) (intermediate)</w:t>
+        <w:t xml:space="preserve">Version Control Systems (Git, SVN)</w:t>
       </w:r>
     </w:p>
     <w:p>
@@ -694,7 +691,7 @@
           <w:szCs w:val="20"/>
           <w:rtl w:val="0"/>
         </w:rPr>
-        <w:t xml:space="preserve">Independent Web Developer - Freelance/Contract (Intermediate/Senior)</w:t>
+        <w:t xml:space="preserve">Independent Web Developer - Freelance/Contract</w:t>
         <w:br w:type="textWrapping"/>
       </w:r>
       <w:r>
@@ -814,7 +811,7 @@
           <w:szCs w:val="20"/>
           <w:rtl w:val="0"/>
         </w:rPr>
-        <w:t xml:space="preserve">Web Developer (Intermediate/Senior)</w:t>
+        <w:t xml:space="preserve">Web Developer</w:t>
         <w:br w:type="textWrapping"/>
       </w:r>
       <w:r>
@@ -1000,7 +997,7 @@
           <w:szCs w:val="20"/>
           <w:rtl w:val="0"/>
         </w:rPr>
-        <w:t xml:space="preserve">Independent Web Developer (Intermediate/Senior)</w:t>
+        <w:t xml:space="preserve">Independent Web Developer</w:t>
         <w:br w:type="textWrapping"/>
       </w:r>
       <w:r>
@@ -1120,7 +1117,7 @@
           <w:szCs w:val="20"/>
           <w:rtl w:val="0"/>
         </w:rPr>
-        <w:t xml:space="preserve">Web Developer (Intermediate/Senior)</w:t>
+        <w:t xml:space="preserve">Web Developer</w:t>
         <w:br w:type="textWrapping"/>
       </w:r>
       <w:r>
@@ -1307,7 +1304,7 @@
           <w:szCs w:val="20"/>
           <w:rtl w:val="0"/>
         </w:rPr>
-        <w:t xml:space="preserve">Web Developer (Intermediate/Senior)</w:t>
+        <w:t xml:space="preserve">Web Developer</w:t>
         <w:br w:type="textWrapping"/>
       </w:r>
       <w:r>
@@ -1496,7 +1493,7 @@
           <w:szCs w:val="20"/>
           <w:rtl w:val="0"/>
         </w:rPr>
-        <w:t xml:space="preserve">Web Developer (Intermediate)</w:t>
+        <w:t xml:space="preserve">Web Developer</w:t>
         <w:br w:type="textWrapping"/>
       </w:r>
       <w:r>
@@ -2723,7 +2720,7 @@
           <w:szCs w:val="20"/>
           <w:rtl w:val="0"/>
         </w:rPr>
-        <w:tab/>
+        <w:t xml:space="preserve"> </w:t>
       </w:r>
       <w:hyperlink r:id="rId34">
         <w:r>
@@ -2765,7 +2762,7 @@
           <w:szCs w:val="20"/>
           <w:rtl w:val="0"/>
         </w:rPr>
-        <w:tab/>
+        <w:t xml:space="preserve"> </w:t>
       </w:r>
       <w:hyperlink r:id="rId35">
         <w:r>
@@ -2807,7 +2804,7 @@
           <w:szCs w:val="20"/>
           <w:rtl w:val="0"/>
         </w:rPr>
-        <w:tab/>
+        <w:t xml:space="preserve"> </w:t>
       </w:r>
       <w:hyperlink r:id="rId36">
         <w:r>
@@ -2849,7 +2846,7 @@
           <w:szCs w:val="20"/>
           <w:rtl w:val="0"/>
         </w:rPr>
-        <w:tab/>
+        <w:t xml:space="preserve"> </w:t>
       </w:r>
       <w:hyperlink r:id="rId37">
         <w:r>
@@ -2892,7 +2889,7 @@
           <w:szCs w:val="20"/>
           <w:rtl w:val="0"/>
         </w:rPr>
-        <w:tab/>
+        <w:t xml:space="preserve"> </w:t>
       </w:r>
       <w:hyperlink r:id="rId38">
         <w:r>
@@ -2934,7 +2931,7 @@
           <w:szCs w:val="20"/>
           <w:rtl w:val="0"/>
         </w:rPr>
-        <w:tab/>
+        <w:t xml:space="preserve"> </w:t>
       </w:r>
       <w:hyperlink r:id="rId39">
         <w:r>

--- a/jasondmoss-resume.docx
+++ b/jasondmoss-resume.docx
@@ -1239,7 +1239,6 @@
     <w:p>
       <w:pPr>
         <w:spacing w:line="276" w:lineRule="auto"/>
-        <w:ind w:left="0" w:firstLine="0"/>
         <w:rPr>
           <w:sz w:val="20"/>
           <w:szCs w:val="20"/>
@@ -1999,8 +1998,7 @@
           <w:szCs w:val="20"/>
           <w:rtl w:val="0"/>
         </w:rPr>
-        <w:t xml:space="preserve">:</w:t>
-        <w:tab/>
+        <w:t xml:space="preserve">:  </w:t>
       </w:r>
       <w:hyperlink r:id="rId14">
         <w:r>
@@ -2098,12 +2096,7 @@
           <w:szCs w:val="20"/>
           <w:rtl w:val="0"/>
         </w:rPr>
-        <w:t xml:space="preserve">Up Here Publishing:</w:t>
-        <w:tab/>
-        <w:tab/>
-        <w:tab/>
-        <w:tab/>
-        <w:tab/>
+        <w:t xml:space="preserve">Up Here Publishing:  </w:t>
       </w:r>
       <w:hyperlink r:id="rId18">
         <w:r>
@@ -2137,10 +2130,7 @@
           <w:szCs w:val="20"/>
           <w:rtl w:val="0"/>
         </w:rPr>
-        <w:t xml:space="preserve">Giant Mine Remediation Project:</w:t>
-        <w:tab/>
-        <w:tab/>
-        <w:tab/>
+        <w:t xml:space="preserve">Giant Mine Remediation Project:  </w:t>
       </w:r>
       <w:hyperlink r:id="rId19">
         <w:r>
@@ -2174,9 +2164,7 @@
           <w:szCs w:val="20"/>
           <w:rtl w:val="0"/>
         </w:rPr>
-        <w:t xml:space="preserve">Northwest Territories Power Corporation:</w:t>
-        <w:tab/>
-        <w:tab/>
+        <w:t xml:space="preserve">Northwest Territories Power Corporation:  </w:t>
       </w:r>
       <w:hyperlink r:id="rId20">
         <w:r>
@@ -2210,10 +2198,7 @@
           <w:szCs w:val="20"/>
           <w:rtl w:val="0"/>
         </w:rPr>
-        <w:t xml:space="preserve">Inuvialuit Regional Corporation:</w:t>
-        <w:tab/>
-        <w:tab/>
-        <w:tab/>
+        <w:t xml:space="preserve">Inuvialuit Regional Corporation:  </w:t>
       </w:r>
       <w:hyperlink r:id="rId21">
         <w:r>
@@ -2247,8 +2232,7 @@
           <w:szCs w:val="20"/>
           <w:rtl w:val="0"/>
         </w:rPr>
-        <w:t xml:space="preserve">Workers' Safety and Compensation Commission:</w:t>
-        <w:tab/>
+        <w:t xml:space="preserve">Workers' Safety and Compensation Commission:  </w:t>
       </w:r>
       <w:hyperlink r:id="rId22">
         <w:r>
@@ -2282,11 +2266,7 @@
           <w:szCs w:val="20"/>
           <w:rtl w:val="0"/>
         </w:rPr>
-        <w:t xml:space="preserve">Government of Nunavut:</w:t>
-        <w:tab/>
-        <w:tab/>
-        <w:tab/>
-        <w:tab/>
+        <w:t xml:space="preserve">Government of Nunavut:  </w:t>
       </w:r>
       <w:hyperlink r:id="rId23">
         <w:r>
@@ -2377,8 +2357,7 @@
           <w:szCs w:val="20"/>
           <w:rtl w:val="0"/>
         </w:rPr>
-        <w:t xml:space="preserve">Tourism Prince Edward Island - Ask an Islander:</w:t>
-        <w:tab/>
+        <w:t xml:space="preserve">Tourism Prince Edward Island - Ask an Islander:  </w:t>
       </w:r>
       <w:hyperlink r:id="rId27">
         <w:r>
@@ -2407,30 +2386,6 @@
       </w:pPr>
       <w:r>
         <w:rPr>
-          <w:b w:val="1"/>
-          <w:sz w:val="20"/>
-          <w:szCs w:val="20"/>
-          <w:rtl w:val="0"/>
-        </w:rPr>
-        <w:t xml:space="preserve">Azamara Club Cruises:</w:t>
-        <w:tab/>
-        <w:tab/>
-        <w:tab/>
-        <w:tab/>
-      </w:r>
-      <w:hyperlink r:id="rId28">
-        <w:r>
-          <w:rPr>
-            <w:color w:val="1155cc"/>
-            <w:sz w:val="20"/>
-            <w:szCs w:val="20"/>
-            <w:rtl w:val="0"/>
-          </w:rPr>
-          <w:t xml:space="preserve">azamara.com</w:t>
-        </w:r>
-      </w:hyperlink>
-      <w:r>
-        <w:rPr>
           <w:rtl w:val="0"/>
         </w:rPr>
       </w:r>
@@ -2472,14 +2427,9 @@
           <w:szCs w:val="20"/>
           <w:rtl w:val="0"/>
         </w:rPr>
-        <w:t xml:space="preserve">Kenn Borek Air:</w:t>
-        <w:tab/>
-        <w:tab/>
-        <w:tab/>
-        <w:tab/>
-        <w:tab/>
-      </w:r>
-      <w:hyperlink r:id="rId29">
+        <w:t xml:space="preserve">Kenn Borek Air:  </w:t>
+      </w:r>
+      <w:hyperlink r:id="rId28">
         <w:r>
           <w:rPr>
             <w:b w:val="0"/>
@@ -2512,11 +2462,9 @@
           <w:szCs w:val="20"/>
           <w:rtl w:val="0"/>
         </w:rPr>
-        <w:t xml:space="preserve">Royal Caribbean International - Media Hub:</w:t>
-        <w:tab/>
-        <w:tab/>
-      </w:r>
-      <w:hyperlink r:id="rId30">
+        <w:t xml:space="preserve">Royal Caribbean International - Media Hub:  </w:t>
+      </w:r>
+      <w:hyperlink r:id="rId29">
         <w:r>
           <w:rPr>
             <w:color w:val="1155cc"/>
@@ -2556,11 +2504,9 @@
           <w:szCs w:val="20"/>
           <w:rtl w:val="0"/>
         </w:rPr>
-        <w:t xml:space="preserve"> (+ multiple sub-sites):</w:t>
-        <w:tab/>
-        <w:tab/>
-      </w:r>
-      <w:hyperlink r:id="rId31">
+        <w:t xml:space="preserve"> (+ multiple sub-sites):  </w:t>
+      </w:r>
+      <w:hyperlink r:id="rId30">
         <w:r>
           <w:rPr>
             <w:color w:val="1155cc"/>
@@ -2592,12 +2538,9 @@
           <w:szCs w:val="20"/>
           <w:rtl w:val="0"/>
         </w:rPr>
-        <w:t xml:space="preserve">1 Hotel &amp; Homes South Beach:</w:t>
-        <w:tab/>
-        <w:tab/>
-        <w:tab/>
-      </w:r>
-      <w:hyperlink r:id="rId32">
+        <w:t xml:space="preserve">1 Hotel &amp; Homes South Beach:  </w:t>
+      </w:r>
+      <w:hyperlink r:id="rId31">
         <w:r>
           <w:rPr>
             <w:color w:val="1155cc"/>
@@ -2629,14 +2572,9 @@
           <w:szCs w:val="20"/>
           <w:rtl w:val="0"/>
         </w:rPr>
-        <w:t xml:space="preserve">Best Burners Ltd:</w:t>
-        <w:tab/>
-        <w:tab/>
-        <w:tab/>
-        <w:tab/>
-        <w:tab/>
-      </w:r>
-      <w:hyperlink r:id="rId33">
+        <w:t xml:space="preserve">Best Burners Ltd:  </w:t>
+      </w:r>
+      <w:hyperlink r:id="rId32">
         <w:r>
           <w:rPr>
             <w:color w:val="1155cc"/>
@@ -2722,7 +2660,7 @@
         </w:rPr>
         <w:t xml:space="preserve"> </w:t>
       </w:r>
-      <w:hyperlink r:id="rId34">
+      <w:hyperlink r:id="rId33">
         <w:r>
           <w:rPr>
             <w:color w:val="1155cc"/>
@@ -2764,7 +2702,7 @@
         </w:rPr>
         <w:t xml:space="preserve"> </w:t>
       </w:r>
-      <w:hyperlink r:id="rId35">
+      <w:hyperlink r:id="rId34">
         <w:r>
           <w:rPr>
             <w:color w:val="1155cc"/>
@@ -2806,7 +2744,7 @@
         </w:rPr>
         <w:t xml:space="preserve"> </w:t>
       </w:r>
-      <w:hyperlink r:id="rId36">
+      <w:hyperlink r:id="rId35">
         <w:r>
           <w:rPr>
             <w:color w:val="1155cc"/>
@@ -2848,7 +2786,7 @@
         </w:rPr>
         <w:t xml:space="preserve"> </w:t>
       </w:r>
-      <w:hyperlink r:id="rId37">
+      <w:hyperlink r:id="rId36">
         <w:r>
           <w:rPr>
             <w:color w:val="1155cc"/>
@@ -2891,7 +2829,7 @@
         </w:rPr>
         <w:t xml:space="preserve"> </w:t>
       </w:r>
-      <w:hyperlink r:id="rId38">
+      <w:hyperlink r:id="rId37">
         <w:r>
           <w:rPr>
             <w:color w:val="1155cc"/>
@@ -2933,7 +2871,7 @@
         </w:rPr>
         <w:t xml:space="preserve"> </w:t>
       </w:r>
-      <w:hyperlink r:id="rId39">
+      <w:hyperlink r:id="rId38">
         <w:r>
           <w:rPr>
             <w:color w:val="1155cc"/>
@@ -2951,7 +2889,7 @@
       </w:r>
     </w:p>
     <w:sectPr>
-      <w:headerReference r:id="rId40" w:type="default"/>
+      <w:headerReference r:id="rId39" w:type="default"/>
       <w:pgSz w:h="15840" w:w="12240" w:orient="portrait"/>
       <w:pgMar w:bottom="1134" w:top="1134" w:left="1134" w:right="1134" w:header="0" w:footer="0"/>
       <w:pgNumType w:start="1"/>

--- a/jasondmoss-resume.docx
+++ b/jasondmoss-resume.docx
@@ -45,6 +45,7 @@
     <w:p>
       <w:pPr>
         <w:spacing w:line="276" w:lineRule="auto"/>
+        <w:ind w:left="0" w:firstLine="0"/>
         <w:rPr>
           <w:sz w:val="20"/>
           <w:szCs w:val="20"/>
@@ -65,6 +66,7 @@
           <w:szCs w:val="20"/>
           <w:rtl w:val="0"/>
         </w:rPr>
+        <w:tab/>
         <w:tab/>
       </w:r>
       <w:hyperlink r:id="rId6">
@@ -84,45 +86,99 @@
           <w:szCs w:val="20"/>
           <w:rtl w:val="0"/>
         </w:rPr>
+        <w:br w:type="textWrapping"/>
+      </w:r>
+      <w:r>
+        <w:rPr>
+          <w:b w:val="1"/>
+          <w:sz w:val="20"/>
+          <w:szCs w:val="20"/>
+          <w:rtl w:val="0"/>
+        </w:rPr>
+        <w:t xml:space="preserve">Phone:</w:t>
+      </w:r>
+      <w:r>
+        <w:rPr>
+          <w:sz w:val="20"/>
+          <w:szCs w:val="20"/>
+          <w:rtl w:val="0"/>
+        </w:rPr>
         <w:tab/>
         <w:tab/>
+        <w:t xml:space="preserve">+1 (867) 765-8415</w:t>
+      </w:r>
+    </w:p>
+    <w:p>
+      <w:pPr>
+        <w:spacing w:line="276" w:lineRule="auto"/>
+        <w:rPr>
+          <w:sz w:val="20"/>
+          <w:szCs w:val="20"/>
+        </w:rPr>
+      </w:pPr>
+      <w:r>
+        <w:rPr>
+          <w:b w:val="1"/>
+          <w:sz w:val="20"/>
+          <w:szCs w:val="20"/>
+          <w:rtl w:val="0"/>
+        </w:rPr>
+        <w:t xml:space="preserve">Location:</w:t>
+      </w:r>
+      <w:r>
+        <w:rPr>
+          <w:sz w:val="20"/>
+          <w:szCs w:val="20"/>
+          <w:rtl w:val="0"/>
+        </w:rPr>
         <w:tab/>
+        <w:t xml:space="preserve">Ottawa, Canada</w:t>
+      </w:r>
+    </w:p>
+    <w:p>
+      <w:pPr>
+        <w:spacing w:line="276" w:lineRule="auto"/>
+        <w:rPr>
+          <w:sz w:val="20"/>
+          <w:szCs w:val="20"/>
+        </w:rPr>
+      </w:pPr>
+      <w:r>
+        <w:rPr>
+          <w:b w:val="1"/>
+          <w:sz w:val="20"/>
+          <w:szCs w:val="20"/>
+          <w:rtl w:val="0"/>
+        </w:rPr>
+        <w:t xml:space="preserve">Website:</w:t>
         <w:tab/>
-        <w:tab/>
-        <w:tab/>
-        <w:tab/>
-        <w:tab/>
-        <w:t xml:space="preserve">        </w:t>
-      </w:r>
-      <w:r>
-        <w:rPr>
-          <w:b w:val="1"/>
-          <w:sz w:val="18"/>
-          <w:szCs w:val="18"/>
-          <w:rtl w:val="0"/>
-        </w:rPr>
-        <w:t xml:space="preserve">»  </w:t>
       </w:r>
       <w:hyperlink r:id="rId7">
         <w:r>
           <w:rPr>
-            <w:b w:val="1"/>
             <w:color w:val="1155cc"/>
-            <w:sz w:val="18"/>
-            <w:szCs w:val="18"/>
+            <w:sz w:val="20"/>
+            <w:szCs w:val="20"/>
             <w:rtl w:val="0"/>
           </w:rPr>
-          <w:t xml:space="preserve">Current resume</w:t>
+          <w:t xml:space="preserve">https://www.jdmlabs.com/</w:t>
         </w:r>
       </w:hyperlink>
       <w:r>
         <w:rPr>
-          <w:sz w:val="20"/>
-          <w:szCs w:val="20"/>
-          <w:rtl w:val="0"/>
-        </w:rPr>
-        <w:br w:type="textWrapping"/>
-      </w:r>
+          <w:rtl w:val="0"/>
+        </w:rPr>
+      </w:r>
+    </w:p>
+    <w:p>
+      <w:pPr>
+        <w:spacing w:line="276" w:lineRule="auto"/>
+        <w:ind w:left="0" w:firstLine="0"/>
+        <w:rPr>
+          <w:sz w:val="20"/>
+          <w:szCs w:val="20"/>
+        </w:rPr>
+      </w:pPr>
       <w:r>
         <w:rPr>
           <w:b w:val="1"/>
@@ -130,7 +186,7 @@
           <w:szCs w:val="20"/>
           <w:rtl w:val="0"/>
         </w:rPr>
-        <w:t xml:space="preserve">Phone:</w:t>
+        <w:t xml:space="preserve">Resume:</w:t>
       </w:r>
       <w:r>
         <w:rPr>
@@ -139,24 +195,22 @@
           <w:rtl w:val="0"/>
         </w:rPr>
         <w:tab/>
-        <w:t xml:space="preserve">+1 (867) 765-8415</w:t>
-      </w:r>
-    </w:p>
-    <w:p>
-      <w:pPr>
-        <w:spacing w:line="276" w:lineRule="auto"/>
-        <w:rPr>
-          <w:sz w:val="20"/>
-          <w:szCs w:val="20"/>
-        </w:rPr>
-      </w:pPr>
-      <w:r>
-        <w:rPr>
-          <w:sz w:val="20"/>
-          <w:szCs w:val="20"/>
-          <w:rtl w:val="0"/>
-        </w:rPr>
-        <w:t xml:space="preserve">Ottawa, Canada</w:t>
+      </w:r>
+      <w:hyperlink r:id="rId8">
+        <w:r>
+          <w:rPr>
+            <w:color w:val="1155cc"/>
+            <w:sz w:val="20"/>
+            <w:szCs w:val="20"/>
+            <w:rtl w:val="0"/>
+          </w:rPr>
+          <w:t xml:space="preserve">https://github.com/jasondmoss/cv</w:t>
+        </w:r>
+      </w:hyperlink>
+      <w:r>
+        <w:rPr>
+          <w:rtl w:val="0"/>
+        </w:rPr>
       </w:r>
     </w:p>
     <w:p>
@@ -207,7 +261,7 @@
           <w:szCs w:val="20"/>
           <w:rtl w:val="0"/>
         </w:rPr>
-        <w:t xml:space="preserve">I am a well-rounded web developer dealing mostly with Drupal, WordPress and Laravel. I have strong front-end abilities with HTML5, CSS3 and JavaScript.</w:t>
+        <w:t xml:space="preserve">I plan, develop, implement and maintain modern web sites, adhering to strict standards and conventions, dealing mostly with Drupal, Laravel and WordPress. I have strong front-end abilities with HTML5, CSS3 and JavaScript.</w:t>
       </w:r>
     </w:p>
     <w:p>
@@ -227,7 +281,7 @@
     <w:p>
       <w:pPr>
         <w:pStyle w:val="Heading2"/>
-        <w:spacing w:line="276" w:lineRule="auto"/>
+        <w:spacing w:after="0" w:before="0" w:line="240" w:lineRule="auto"/>
         <w:rPr>
           <w:sz w:val="32"/>
           <w:szCs w:val="32"/>
@@ -248,6 +302,16 @@
           <v:rect style="width:0.0pt;height:1.5pt" o:hr="t" o:hrstd="t" o:hralign="center" fillcolor="#A0A0A0" stroked="f"/>
         </w:pict>
       </w:r>
+      <w:r>
+        <w:rPr>
+          <w:rtl w:val="0"/>
+        </w:rPr>
+      </w:r>
+    </w:p>
+    <w:p>
+      <w:pPr>
+        <w:rPr/>
+      </w:pPr>
       <w:r>
         <w:rPr>
           <w:rtl w:val="0"/>
@@ -616,7 +680,7 @@
     <w:p>
       <w:pPr>
         <w:pStyle w:val="Heading2"/>
-        <w:spacing w:line="276" w:lineRule="auto"/>
+        <w:spacing w:after="0" w:before="0" w:line="240" w:lineRule="auto"/>
         <w:rPr/>
       </w:pPr>
       <w:bookmarkStart w:colFirst="0" w:colLast="0" w:name="_3gtu08yf006r" w:id="4"/>
@@ -641,8 +705,10 @@
     <w:p>
       <w:pPr>
         <w:pStyle w:val="Heading4"/>
-        <w:spacing w:line="276" w:lineRule="auto"/>
-        <w:rPr/>
+        <w:spacing w:after="0" w:line="276" w:lineRule="auto"/>
+        <w:rPr>
+          <w:b w:val="0"/>
+        </w:rPr>
       </w:pPr>
       <w:bookmarkStart w:colFirst="0" w:colLast="0" w:name="_tyjcwt" w:id="5"/>
       <w:bookmarkEnd w:id="5"/>
@@ -654,21 +720,31 @@
       </w:r>
       <w:r>
         <w:rPr>
-          <w:b w:val="0"/>
-          <w:rtl w:val="0"/>
-        </w:rPr>
-        <w:t xml:space="preserve"> -  </w:t>
-      </w:r>
-      <w:hyperlink r:id="rId8">
+          <w:rtl w:val="0"/>
+        </w:rPr>
+      </w:r>
+    </w:p>
+    <w:p>
+      <w:pPr>
+        <w:pStyle w:val="Heading4"/>
+        <w:spacing w:before="0" w:line="276" w:lineRule="auto"/>
+        <w:rPr>
+          <w:i w:val="0"/>
+        </w:rPr>
+      </w:pPr>
+      <w:bookmarkStart w:colFirst="0" w:colLast="0" w:name="_mt1almcf39fy" w:id="6"/>
+      <w:bookmarkEnd w:id="6"/>
+      <w:hyperlink r:id="rId9">
         <w:r>
           <w:rPr>
             <w:b w:val="0"/>
+            <w:i w:val="0"/>
             <w:color w:val="1155cc"/>
             <w:sz w:val="20"/>
             <w:szCs w:val="20"/>
             <w:rtl w:val="0"/>
           </w:rPr>
-          <w:t xml:space="preserve">jdmlabs.com</w:t>
+          <w:t xml:space="preserve">https://www.jdmlabs.com/</w:t>
         </w:r>
       </w:hyperlink>
       <w:r>
@@ -710,7 +786,7 @@
           <w:rtl w:val="0"/>
         </w:rPr>
         <w:br w:type="textWrapping"/>
-        <w:t xml:space="preserve">Drupal, Laravel, WordPress, Craft CMS, b2evolution, Shopify</w:t>
+        <w:t xml:space="preserve">Drupal, Laravel, Craft CMS, b2evolution, WordPress, Shopify</w:t>
       </w:r>
     </w:p>
     <w:p>
@@ -761,11 +837,13 @@
     <w:p>
       <w:pPr>
         <w:pStyle w:val="Heading4"/>
-        <w:spacing w:line="276" w:lineRule="auto"/>
-        <w:rPr/>
-      </w:pPr>
-      <w:bookmarkStart w:colFirst="0" w:colLast="0" w:name="_3dy6vkm" w:id="6"/>
-      <w:bookmarkEnd w:id="6"/>
+        <w:spacing w:after="0" w:line="276" w:lineRule="auto"/>
+        <w:rPr>
+          <w:b w:val="0"/>
+        </w:rPr>
+      </w:pPr>
+      <w:bookmarkStart w:colFirst="0" w:colLast="0" w:name="_3dy6vkm" w:id="7"/>
+      <w:bookmarkEnd w:id="7"/>
       <w:r>
         <w:rPr>
           <w:rtl w:val="0"/>
@@ -774,21 +852,31 @@
       </w:r>
       <w:r>
         <w:rPr>
-          <w:b w:val="0"/>
-          <w:rtl w:val="0"/>
-        </w:rPr>
-        <w:t xml:space="preserve"> -  </w:t>
-      </w:r>
-      <w:hyperlink r:id="rId9">
+          <w:rtl w:val="0"/>
+        </w:rPr>
+      </w:r>
+    </w:p>
+    <w:p>
+      <w:pPr>
+        <w:pStyle w:val="Heading4"/>
+        <w:spacing w:before="0" w:line="276" w:lineRule="auto"/>
+        <w:rPr>
+          <w:i w:val="0"/>
+        </w:rPr>
+      </w:pPr>
+      <w:bookmarkStart w:colFirst="0" w:colLast="0" w:name="_9kilgzu4v3dw" w:id="8"/>
+      <w:bookmarkEnd w:id="8"/>
+      <w:hyperlink r:id="rId10">
         <w:r>
           <w:rPr>
             <w:b w:val="0"/>
+            <w:i w:val="0"/>
             <w:color w:val="1155cc"/>
             <w:sz w:val="20"/>
             <w:szCs w:val="20"/>
             <w:rtl w:val="0"/>
           </w:rPr>
-          <w:t xml:space="preserve">outcrop.com</w:t>
+          <w:t xml:space="preserve">https://outcrop.com/</w:t>
         </w:r>
       </w:hyperlink>
       <w:r>
@@ -947,11 +1035,13 @@
     <w:p>
       <w:pPr>
         <w:pStyle w:val="Heading4"/>
-        <w:spacing w:line="276" w:lineRule="auto"/>
-        <w:rPr/>
-      </w:pPr>
-      <w:bookmarkStart w:colFirst="0" w:colLast="0" w:name="_1t3h5sf" w:id="7"/>
-      <w:bookmarkEnd w:id="7"/>
+        <w:spacing w:after="0" w:line="276" w:lineRule="auto"/>
+        <w:rPr>
+          <w:b w:val="0"/>
+        </w:rPr>
+      </w:pPr>
+      <w:bookmarkStart w:colFirst="0" w:colLast="0" w:name="_1t3h5sf" w:id="9"/>
+      <w:bookmarkEnd w:id="9"/>
       <w:r>
         <w:rPr>
           <w:rtl w:val="0"/>
@@ -960,21 +1050,31 @@
       </w:r>
       <w:r>
         <w:rPr>
-          <w:b w:val="0"/>
-          <w:rtl w:val="0"/>
-        </w:rPr>
-        <w:t xml:space="preserve"> -  </w:t>
-      </w:r>
-      <w:hyperlink r:id="rId10">
+          <w:rtl w:val="0"/>
+        </w:rPr>
+      </w:r>
+    </w:p>
+    <w:p>
+      <w:pPr>
+        <w:pStyle w:val="Heading4"/>
+        <w:spacing w:before="0" w:line="276" w:lineRule="auto"/>
+        <w:rPr>
+          <w:i w:val="0"/>
+        </w:rPr>
+      </w:pPr>
+      <w:bookmarkStart w:colFirst="0" w:colLast="0" w:name="_csad1l4p64w" w:id="10"/>
+      <w:bookmarkEnd w:id="10"/>
+      <w:hyperlink r:id="rId11">
         <w:r>
           <w:rPr>
             <w:b w:val="0"/>
+            <w:i w:val="0"/>
             <w:color w:val="1155cc"/>
             <w:sz w:val="20"/>
             <w:szCs w:val="20"/>
             <w:rtl w:val="0"/>
           </w:rPr>
-          <w:t xml:space="preserve">gotothewell.ca</w:t>
+          <w:t xml:space="preserve">https://www.gotothewell.ca/</w:t>
         </w:r>
       </w:hyperlink>
       <w:r>
@@ -1067,11 +1167,13 @@
     <w:p>
       <w:pPr>
         <w:pStyle w:val="Heading4"/>
-        <w:spacing w:line="276" w:lineRule="auto"/>
-        <w:rPr/>
-      </w:pPr>
-      <w:bookmarkStart w:colFirst="0" w:colLast="0" w:name="_4d34og8" w:id="8"/>
-      <w:bookmarkEnd w:id="8"/>
+        <w:spacing w:after="0" w:line="276" w:lineRule="auto"/>
+        <w:rPr>
+          <w:b w:val="0"/>
+        </w:rPr>
+      </w:pPr>
+      <w:bookmarkStart w:colFirst="0" w:colLast="0" w:name="_4d34og8" w:id="11"/>
+      <w:bookmarkEnd w:id="11"/>
       <w:r>
         <w:rPr>
           <w:rtl w:val="0"/>
@@ -1080,21 +1182,31 @@
       </w:r>
       <w:r>
         <w:rPr>
-          <w:b w:val="0"/>
-          <w:rtl w:val="0"/>
-        </w:rPr>
-        <w:t xml:space="preserve"> -  </w:t>
-      </w:r>
-      <w:hyperlink r:id="rId11">
+          <w:rtl w:val="0"/>
+        </w:rPr>
+      </w:r>
+    </w:p>
+    <w:p>
+      <w:pPr>
+        <w:pStyle w:val="Heading4"/>
+        <w:spacing w:before="0" w:line="276" w:lineRule="auto"/>
+        <w:rPr>
+          <w:i w:val="0"/>
+        </w:rPr>
+      </w:pPr>
+      <w:bookmarkStart w:colFirst="0" w:colLast="0" w:name="_qylwk4z78xzb" w:id="12"/>
+      <w:bookmarkEnd w:id="12"/>
+      <w:hyperlink r:id="rId12">
         <w:r>
           <w:rPr>
             <w:b w:val="0"/>
+            <w:i w:val="0"/>
             <w:color w:val="1155cc"/>
             <w:sz w:val="20"/>
             <w:szCs w:val="20"/>
             <w:rtl w:val="0"/>
           </w:rPr>
-          <w:t xml:space="preserve">verbinteractive.com</w:t>
+          <w:t xml:space="preserve">https://www.verbinteractive.com/</w:t>
         </w:r>
       </w:hyperlink>
       <w:r>
@@ -1238,26 +1350,14 @@
     </w:p>
     <w:p>
       <w:pPr>
-        <w:spacing w:line="276" w:lineRule="auto"/>
-        <w:rPr>
-          <w:sz w:val="20"/>
-          <w:szCs w:val="20"/>
-        </w:rPr>
-      </w:pPr>
-      <w:r>
-        <w:rPr>
-          <w:rtl w:val="0"/>
-        </w:rPr>
-      </w:r>
-    </w:p>
-    <w:p>
-      <w:pPr>
         <w:pStyle w:val="Heading4"/>
-        <w:spacing w:line="276" w:lineRule="auto"/>
-        <w:rPr/>
-      </w:pPr>
-      <w:bookmarkStart w:colFirst="0" w:colLast="0" w:name="_2s8eyo1" w:id="9"/>
-      <w:bookmarkEnd w:id="9"/>
+        <w:spacing w:after="0" w:line="276" w:lineRule="auto"/>
+        <w:rPr>
+          <w:b w:val="0"/>
+        </w:rPr>
+      </w:pPr>
+      <w:bookmarkStart w:colFirst="0" w:colLast="0" w:name="_2s8eyo1" w:id="13"/>
+      <w:bookmarkEnd w:id="13"/>
       <w:r>
         <w:rPr>
           <w:rtl w:val="0"/>
@@ -1266,21 +1366,31 @@
       </w:r>
       <w:r>
         <w:rPr>
-          <w:b w:val="0"/>
-          <w:rtl w:val="0"/>
-        </w:rPr>
-        <w:t xml:space="preserve"> -  </w:t>
-      </w:r>
-      <w:hyperlink r:id="rId12">
+          <w:rtl w:val="0"/>
+        </w:rPr>
+      </w:r>
+    </w:p>
+    <w:p>
+      <w:pPr>
+        <w:pStyle w:val="Heading4"/>
+        <w:spacing w:before="0" w:line="276" w:lineRule="auto"/>
+        <w:rPr>
+          <w:i w:val="0"/>
+        </w:rPr>
+      </w:pPr>
+      <w:bookmarkStart w:colFirst="0" w:colLast="0" w:name="_hwm4elc2fwb8" w:id="14"/>
+      <w:bookmarkEnd w:id="14"/>
+      <w:hyperlink r:id="rId13">
         <w:r>
           <w:rPr>
             <w:b w:val="0"/>
+            <w:i w:val="0"/>
             <w:color w:val="1155cc"/>
             <w:sz w:val="20"/>
             <w:szCs w:val="20"/>
             <w:rtl w:val="0"/>
           </w:rPr>
-          <w:t xml:space="preserve">mediamechanics.com</w:t>
+          <w:t xml:space="preserve">https://www.mediamechanics.com/</w:t>
         </w:r>
       </w:hyperlink>
       <w:r>
@@ -1442,11 +1552,13 @@
     <w:p>
       <w:pPr>
         <w:pStyle w:val="Heading4"/>
-        <w:spacing w:line="276" w:lineRule="auto"/>
-        <w:rPr/>
-      </w:pPr>
-      <w:bookmarkStart w:colFirst="0" w:colLast="0" w:name="_17dp8vu" w:id="10"/>
-      <w:bookmarkEnd w:id="10"/>
+        <w:spacing w:after="0" w:line="276" w:lineRule="auto"/>
+        <w:rPr>
+          <w:b w:val="0"/>
+        </w:rPr>
+      </w:pPr>
+      <w:bookmarkStart w:colFirst="0" w:colLast="0" w:name="_17dp8vu" w:id="15"/>
+      <w:bookmarkEnd w:id="15"/>
       <w:r>
         <w:rPr>
           <w:rtl w:val="0"/>
@@ -1455,21 +1567,31 @@
       </w:r>
       <w:r>
         <w:rPr>
-          <w:b w:val="0"/>
-          <w:rtl w:val="0"/>
-        </w:rPr>
-        <w:t xml:space="preserve"> -  </w:t>
-      </w:r>
-      <w:hyperlink r:id="rId13">
+          <w:rtl w:val="0"/>
+        </w:rPr>
+      </w:r>
+    </w:p>
+    <w:p>
+      <w:pPr>
+        <w:pStyle w:val="Heading4"/>
+        <w:spacing w:before="0" w:line="276" w:lineRule="auto"/>
+        <w:rPr>
+          <w:i w:val="0"/>
+        </w:rPr>
+      </w:pPr>
+      <w:bookmarkStart w:colFirst="0" w:colLast="0" w:name="_o0zqmauiqwan" w:id="16"/>
+      <w:bookmarkEnd w:id="16"/>
+      <w:hyperlink r:id="rId14">
         <w:r>
           <w:rPr>
             <w:b w:val="0"/>
+            <w:i w:val="0"/>
             <w:color w:val="1155cc"/>
             <w:sz w:val="20"/>
             <w:szCs w:val="20"/>
             <w:rtl w:val="0"/>
           </w:rPr>
-          <w:t xml:space="preserve">revolve.ca</w:t>
+          <w:t xml:space="preserve">https://revolve.ca/</w:t>
         </w:r>
       </w:hyperlink>
       <w:r>
@@ -1634,14 +1756,14 @@
     <w:p>
       <w:pPr>
         <w:pStyle w:val="Heading2"/>
-        <w:spacing w:line="276" w:lineRule="auto"/>
+        <w:spacing w:after="0" w:before="0" w:line="240" w:lineRule="auto"/>
         <w:rPr>
           <w:sz w:val="32"/>
           <w:szCs w:val="32"/>
         </w:rPr>
       </w:pPr>
-      <w:bookmarkStart w:colFirst="0" w:colLast="0" w:name="_35nkun2" w:id="11"/>
-      <w:bookmarkEnd w:id="11"/>
+      <w:bookmarkStart w:colFirst="0" w:colLast="0" w:name="_35nkun2" w:id="17"/>
+      <w:bookmarkEnd w:id="17"/>
       <w:r>
         <w:rPr>
           <w:sz w:val="32"/>
@@ -1667,8 +1789,8 @@
         <w:spacing w:line="276" w:lineRule="auto"/>
         <w:rPr/>
       </w:pPr>
-      <w:bookmarkStart w:colFirst="0" w:colLast="0" w:name="_4r22ar4dd0yu" w:id="12"/>
-      <w:bookmarkEnd w:id="12"/>
+      <w:bookmarkStart w:colFirst="0" w:colLast="0" w:name="_4r22ar4dd0yu" w:id="18"/>
+      <w:bookmarkEnd w:id="18"/>
       <w:r>
         <w:rPr>
           <w:rtl w:val="0"/>
@@ -1777,14 +1899,14 @@
     <w:p>
       <w:pPr>
         <w:pStyle w:val="Heading2"/>
-        <w:spacing w:line="276" w:lineRule="auto"/>
+        <w:spacing w:after="0" w:before="0" w:line="240" w:lineRule="auto"/>
         <w:rPr>
           <w:sz w:val="32"/>
           <w:szCs w:val="32"/>
         </w:rPr>
       </w:pPr>
-      <w:bookmarkStart w:colFirst="0" w:colLast="0" w:name="_1ksv4uv" w:id="13"/>
-      <w:bookmarkEnd w:id="13"/>
+      <w:bookmarkStart w:colFirst="0" w:colLast="0" w:name="_1ksv4uv" w:id="19"/>
+      <w:bookmarkEnd w:id="19"/>
       <w:r>
         <w:rPr>
           <w:sz w:val="32"/>
@@ -1806,35 +1928,30 @@
     </w:p>
     <w:p>
       <w:pPr>
+        <w:rPr/>
+      </w:pPr>
+      <w:r>
+        <w:rPr>
+          <w:rtl w:val="0"/>
+        </w:rPr>
+      </w:r>
+    </w:p>
+    <w:p>
+      <w:pPr>
         <w:spacing w:line="276" w:lineRule="auto"/>
         <w:rPr>
           <w:i w:val="1"/>
           <w:sz w:val="20"/>
           <w:szCs w:val="20"/>
-        </w:rPr>
-      </w:pPr>
-      <w:r>
-        <w:rPr>
-          <w:rtl w:val="0"/>
-        </w:rPr>
-      </w:r>
-    </w:p>
-    <w:p>
-      <w:pPr>
-        <w:spacing w:line="276" w:lineRule="auto"/>
+          <w:vertAlign w:val="baseline"/>
+        </w:rPr>
+      </w:pPr>
+      <w:r>
         <w:rPr>
           <w:i w:val="1"/>
           <w:sz w:val="20"/>
           <w:szCs w:val="20"/>
           <w:vertAlign w:val="baseline"/>
-        </w:rPr>
-      </w:pPr>
-      <w:r>
-        <w:rPr>
-          <w:i w:val="1"/>
-          <w:sz w:val="20"/>
-          <w:szCs w:val="20"/>
-          <w:vertAlign w:val="baseline"/>
           <w:rtl w:val="0"/>
         </w:rPr>
         <w:t xml:space="preserve">I've worked with Jason in varying capacities for 2-3 years and he is a pleasure, both as a developer and as a person. I've never known Jason to shy away from any challenge in the web development world and this makes him an important part of any project. He writes modern, semantic and well-commented code in both the front-end and back-end arenas. He asks lots of questions, provides solutions, is always eager to learn and is willing to do whatever it takes to see a job through. I'd recommend Jason to anyone.</w:t>
@@ -1858,7 +1975,6 @@
       <w:pPr>
         <w:spacing w:line="276" w:lineRule="auto"/>
         <w:rPr>
-          <w:i w:val="1"/>
           <w:sz w:val="20"/>
           <w:szCs w:val="20"/>
         </w:rPr>
@@ -1881,15 +1997,6 @@
         </w:rPr>
         <w:t xml:space="preserve">Director of Technology at VERB Interactive Inc.</w:t>
       </w:r>
-    </w:p>
-    <w:p>
-      <w:pPr>
-        <w:spacing w:line="276" w:lineRule="auto"/>
-        <w:rPr>
-          <w:sz w:val="20"/>
-          <w:szCs w:val="20"/>
-        </w:rPr>
-      </w:pPr>
       <w:r>
         <w:rPr>
           <w:rtl w:val="0"/>
@@ -1905,8 +2012,8 @@
           <w:szCs w:val="32"/>
         </w:rPr>
       </w:pPr>
-      <w:bookmarkStart w:colFirst="0" w:colLast="0" w:name="_3rdcrjn" w:id="14"/>
-      <w:bookmarkEnd w:id="14"/>
+      <w:bookmarkStart w:colFirst="0" w:colLast="0" w:name="_3rdcrjn" w:id="20"/>
+      <w:bookmarkEnd w:id="20"/>
       <w:r>
         <w:rPr>
           <w:sz w:val="32"/>
@@ -1951,8 +2058,8 @@
           <w:u w:val="single"/>
         </w:rPr>
       </w:pPr>
-      <w:bookmarkStart w:colFirst="0" w:colLast="0" w:name="_26in1rg" w:id="15"/>
-      <w:bookmarkEnd w:id="15"/>
+      <w:bookmarkStart w:colFirst="0" w:colLast="0" w:name="_26in1rg" w:id="21"/>
+      <w:bookmarkEnd w:id="21"/>
       <w:r>
         <w:rPr>
           <w:u w:val="single"/>
@@ -1964,15 +2071,15 @@
     <w:p>
       <w:pPr>
         <w:pStyle w:val="Heading5"/>
-        <w:spacing w:after="200" w:line="240" w:lineRule="auto"/>
+        <w:spacing w:after="0" w:line="360" w:lineRule="auto"/>
         <w:rPr>
           <w:b w:val="0"/>
           <w:sz w:val="20"/>
           <w:szCs w:val="20"/>
         </w:rPr>
       </w:pPr>
-      <w:bookmarkStart w:colFirst="0" w:colLast="0" w:name="_m7h5dowq1ccn" w:id="16"/>
-      <w:bookmarkEnd w:id="16"/>
+      <w:bookmarkStart w:colFirst="0" w:colLast="0" w:name="_m7h5dowq1ccn" w:id="22"/>
+      <w:bookmarkEnd w:id="22"/>
       <w:r>
         <w:rPr>
           <w:b w:val="1"/>
@@ -1980,46 +2087,7 @@
           <w:szCs w:val="20"/>
           <w:rtl w:val="0"/>
         </w:rPr>
-        <w:t xml:space="preserve">Northwest Territories Tourism</w:t>
-      </w:r>
-      <w:r>
-        <w:rPr>
-          <w:b w:val="0"/>
-          <w:sz w:val="20"/>
-          <w:szCs w:val="20"/>
-          <w:rtl w:val="0"/>
-        </w:rPr>
-        <w:t xml:space="preserve"> (+ multiple sub-sites)</w:t>
-      </w:r>
-      <w:r>
-        <w:rPr>
-          <w:b w:val="1"/>
-          <w:sz w:val="20"/>
-          <w:szCs w:val="20"/>
-          <w:rtl w:val="0"/>
-        </w:rPr>
-        <w:t xml:space="preserve">:  </w:t>
-      </w:r>
-      <w:hyperlink r:id="rId14">
-        <w:r>
-          <w:rPr>
-            <w:b w:val="0"/>
-            <w:color w:val="1155cc"/>
-            <w:sz w:val="20"/>
-            <w:szCs w:val="20"/>
-            <w:rtl w:val="0"/>
-          </w:rPr>
-          <w:t xml:space="preserve">spectacularnwt.com</w:t>
-        </w:r>
-      </w:hyperlink>
-      <w:r>
-        <w:rPr>
-          <w:b w:val="0"/>
-          <w:sz w:val="20"/>
-          <w:szCs w:val="20"/>
-          <w:rtl w:val="0"/>
-        </w:rPr>
-        <w:t xml:space="preserve">, </w:t>
+        <w:t xml:space="preserve">Northwest Territories Tourism:  </w:t>
       </w:r>
       <w:hyperlink r:id="rId15">
         <w:r>
@@ -2030,6 +2098,58 @@
             <w:szCs w:val="20"/>
             <w:rtl w:val="0"/>
           </w:rPr>
+          <w:t xml:space="preserve">https://spectacularnwt.com/</w:t>
+        </w:r>
+      </w:hyperlink>
+      <w:r>
+        <w:rPr>
+          <w:rtl w:val="0"/>
+        </w:rPr>
+      </w:r>
+    </w:p>
+    <w:p>
+      <w:pPr>
+        <w:pStyle w:val="Heading5"/>
+        <w:spacing w:after="200" w:before="0" w:line="360" w:lineRule="auto"/>
+        <w:ind w:left="0" w:firstLine="0"/>
+        <w:rPr>
+          <w:b w:val="0"/>
+          <w:sz w:val="20"/>
+          <w:szCs w:val="20"/>
+          <w:u w:val="single"/>
+        </w:rPr>
+      </w:pPr>
+      <w:bookmarkStart w:colFirst="0" w:colLast="0" w:name="_e83hacl3m3kw" w:id="23"/>
+      <w:bookmarkEnd w:id="23"/>
+      <w:r>
+        <w:rPr>
+          <w:b w:val="0"/>
+          <w:i w:val="1"/>
+          <w:sz w:val="20"/>
+          <w:szCs w:val="20"/>
+          <w:rtl w:val="0"/>
+        </w:rPr>
+        <w:t xml:space="preserve">    sub-sites</w:t>
+      </w:r>
+      <w:r>
+        <w:rPr>
+          <w:b w:val="0"/>
+          <w:sz w:val="20"/>
+          <w:szCs w:val="20"/>
+          <w:rtl w:val="0"/>
+        </w:rPr>
+        <w:t xml:space="preserve">: </w:t>
+      </w:r>
+      <w:hyperlink r:id="rId16">
+        <w:r>
+          <w:rPr>
+            <w:b w:val="0"/>
+            <w:color w:val="1155cc"/>
+            <w:sz w:val="20"/>
+            <w:szCs w:val="20"/>
+            <w:u w:val="single"/>
+            <w:rtl w:val="0"/>
+          </w:rPr>
           <w:t xml:space="preserve">media</w:t>
         </w:r>
       </w:hyperlink>
@@ -2042,7 +2162,426 @@
         </w:rPr>
         <w:t xml:space="preserve">, </w:t>
       </w:r>
-      <w:hyperlink r:id="rId16">
+      <w:hyperlink r:id="rId17">
+        <w:r>
+          <w:rPr>
+            <w:b w:val="0"/>
+            <w:color w:val="1155cc"/>
+            <w:sz w:val="20"/>
+            <w:szCs w:val="20"/>
+            <w:u w:val="single"/>
+            <w:rtl w:val="0"/>
+          </w:rPr>
+          <w:t xml:space="preserve">traveltrade</w:t>
+        </w:r>
+      </w:hyperlink>
+      <w:r>
+        <w:rPr>
+          <w:b w:val="0"/>
+          <w:sz w:val="20"/>
+          <w:szCs w:val="20"/>
+          <w:rtl w:val="0"/>
+        </w:rPr>
+        <w:t xml:space="preserve">, </w:t>
+      </w:r>
+      <w:hyperlink r:id="rId18">
+        <w:r>
+          <w:rPr>
+            <w:b w:val="0"/>
+            <w:color w:val="1155cc"/>
+            <w:sz w:val="20"/>
+            <w:szCs w:val="20"/>
+            <w:u w:val="single"/>
+            <w:rtl w:val="0"/>
+          </w:rPr>
+          <w:t xml:space="preserve">conferences</w:t>
+        </w:r>
+      </w:hyperlink>
+      <w:r>
+        <w:rPr>
+          <w:rtl w:val="0"/>
+        </w:rPr>
+      </w:r>
+    </w:p>
+    <w:p>
+      <w:pPr>
+        <w:spacing w:after="200" w:line="240" w:lineRule="auto"/>
+        <w:rPr>
+          <w:sz w:val="20"/>
+          <w:szCs w:val="20"/>
+        </w:rPr>
+      </w:pPr>
+      <w:r>
+        <w:rPr>
+          <w:b w:val="1"/>
+          <w:sz w:val="20"/>
+          <w:szCs w:val="20"/>
+          <w:rtl w:val="0"/>
+        </w:rPr>
+        <w:t xml:space="preserve">Up Here Publishing:  </w:t>
+      </w:r>
+      <w:hyperlink r:id="rId19">
+        <w:r>
+          <w:rPr>
+            <w:color w:val="1155cc"/>
+            <w:sz w:val="20"/>
+            <w:szCs w:val="20"/>
+            <w:rtl w:val="0"/>
+          </w:rPr>
+          <w:t xml:space="preserve">https://uphere.ca/</w:t>
+        </w:r>
+      </w:hyperlink>
+      <w:r>
+        <w:rPr>
+          <w:rtl w:val="0"/>
+        </w:rPr>
+      </w:r>
+    </w:p>
+    <w:p>
+      <w:pPr>
+        <w:spacing w:after="200" w:line="240" w:lineRule="auto"/>
+        <w:rPr>
+          <w:sz w:val="20"/>
+          <w:szCs w:val="20"/>
+        </w:rPr>
+      </w:pPr>
+      <w:r>
+        <w:rPr>
+          <w:b w:val="1"/>
+          <w:sz w:val="20"/>
+          <w:szCs w:val="20"/>
+          <w:rtl w:val="0"/>
+        </w:rPr>
+        <w:t xml:space="preserve">Giant Mine Remediation Project:  </w:t>
+      </w:r>
+      <w:hyperlink r:id="rId20">
+        <w:r>
+          <w:rPr>
+            <w:color w:val="1155cc"/>
+            <w:sz w:val="20"/>
+            <w:szCs w:val="20"/>
+            <w:rtl w:val="0"/>
+          </w:rPr>
+          <w:t xml:space="preserve">https://giantminerp.ca/</w:t>
+        </w:r>
+      </w:hyperlink>
+      <w:r>
+        <w:rPr>
+          <w:rtl w:val="0"/>
+        </w:rPr>
+      </w:r>
+    </w:p>
+    <w:p>
+      <w:pPr>
+        <w:spacing w:after="200" w:line="240" w:lineRule="auto"/>
+        <w:rPr>
+          <w:sz w:val="20"/>
+          <w:szCs w:val="20"/>
+        </w:rPr>
+      </w:pPr>
+      <w:r>
+        <w:rPr>
+          <w:b w:val="1"/>
+          <w:sz w:val="20"/>
+          <w:szCs w:val="20"/>
+          <w:rtl w:val="0"/>
+        </w:rPr>
+        <w:t xml:space="preserve">Northwest Territories Power Corporation:  </w:t>
+      </w:r>
+      <w:hyperlink r:id="rId21">
+        <w:r>
+          <w:rPr>
+            <w:color w:val="1155cc"/>
+            <w:sz w:val="20"/>
+            <w:szCs w:val="20"/>
+            <w:rtl w:val="0"/>
+          </w:rPr>
+          <w:t xml:space="preserve">https://www.ntpc.com/</w:t>
+        </w:r>
+      </w:hyperlink>
+      <w:r>
+        <w:rPr>
+          <w:rtl w:val="0"/>
+        </w:rPr>
+      </w:r>
+    </w:p>
+    <w:p>
+      <w:pPr>
+        <w:spacing w:after="200" w:line="240" w:lineRule="auto"/>
+        <w:rPr>
+          <w:sz w:val="20"/>
+          <w:szCs w:val="20"/>
+        </w:rPr>
+      </w:pPr>
+      <w:r>
+        <w:rPr>
+          <w:b w:val="1"/>
+          <w:sz w:val="20"/>
+          <w:szCs w:val="20"/>
+          <w:rtl w:val="0"/>
+        </w:rPr>
+        <w:t xml:space="preserve">Inuvialuit Regional Corporation:  </w:t>
+      </w:r>
+      <w:hyperlink r:id="rId22">
+        <w:r>
+          <w:rPr>
+            <w:color w:val="1155cc"/>
+            <w:sz w:val="20"/>
+            <w:szCs w:val="20"/>
+            <w:rtl w:val="0"/>
+          </w:rPr>
+          <w:t xml:space="preserve">https://irc.inuvialuit.com/</w:t>
+        </w:r>
+      </w:hyperlink>
+      <w:r>
+        <w:rPr>
+          <w:rtl w:val="0"/>
+        </w:rPr>
+      </w:r>
+    </w:p>
+    <w:p>
+      <w:pPr>
+        <w:spacing w:after="200" w:line="240" w:lineRule="auto"/>
+        <w:rPr>
+          <w:sz w:val="20"/>
+          <w:szCs w:val="20"/>
+        </w:rPr>
+      </w:pPr>
+      <w:r>
+        <w:rPr>
+          <w:b w:val="1"/>
+          <w:sz w:val="20"/>
+          <w:szCs w:val="20"/>
+          <w:rtl w:val="0"/>
+        </w:rPr>
+        <w:t xml:space="preserve">Workers' Safety and Compensation Commission:  </w:t>
+      </w:r>
+      <w:hyperlink r:id="rId23">
+        <w:r>
+          <w:rPr>
+            <w:color w:val="1155cc"/>
+            <w:sz w:val="20"/>
+            <w:szCs w:val="20"/>
+            <w:rtl w:val="0"/>
+          </w:rPr>
+          <w:t xml:space="preserve">https://wscc.nt.ca/</w:t>
+        </w:r>
+      </w:hyperlink>
+      <w:r>
+        <w:rPr>
+          <w:rtl w:val="0"/>
+        </w:rPr>
+      </w:r>
+    </w:p>
+    <w:p>
+      <w:pPr>
+        <w:keepNext w:val="1"/>
+        <w:widowControl w:val="0"/>
+        <w:spacing w:after="0" w:line="360" w:lineRule="auto"/>
+        <w:rPr>
+          <w:sz w:val="20"/>
+          <w:szCs w:val="20"/>
+        </w:rPr>
+      </w:pPr>
+      <w:r>
+        <w:rPr>
+          <w:b w:val="1"/>
+          <w:sz w:val="20"/>
+          <w:szCs w:val="20"/>
+          <w:rtl w:val="0"/>
+        </w:rPr>
+        <w:t xml:space="preserve">Government of Nunavut:  </w:t>
+      </w:r>
+      <w:hyperlink r:id="rId24">
+        <w:r>
+          <w:rPr>
+            <w:color w:val="1155cc"/>
+            <w:sz w:val="20"/>
+            <w:szCs w:val="20"/>
+            <w:rtl w:val="0"/>
+          </w:rPr>
+          <w:t xml:space="preserve">https://gov.nu.ca/</w:t>
+        </w:r>
+      </w:hyperlink>
+      <w:r>
+        <w:rPr>
+          <w:rtl w:val="0"/>
+        </w:rPr>
+      </w:r>
+    </w:p>
+    <w:p>
+      <w:pPr>
+        <w:spacing w:after="200" w:line="360" w:lineRule="auto"/>
+        <w:ind w:left="0" w:firstLine="0"/>
+        <w:rPr>
+          <w:sz w:val="20"/>
+          <w:szCs w:val="20"/>
+          <w:u w:val="single"/>
+        </w:rPr>
+      </w:pPr>
+      <w:r>
+        <w:rPr>
+          <w:i w:val="1"/>
+          <w:sz w:val="20"/>
+          <w:szCs w:val="20"/>
+          <w:rtl w:val="0"/>
+        </w:rPr>
+        <w:t xml:space="preserve">    sub-sites</w:t>
+      </w:r>
+      <w:r>
+        <w:rPr>
+          <w:sz w:val="20"/>
+          <w:szCs w:val="20"/>
+          <w:rtl w:val="0"/>
+        </w:rPr>
+        <w:t xml:space="preserve">: </w:t>
+      </w:r>
+      <w:hyperlink r:id="rId25">
+        <w:r>
+          <w:rPr>
+            <w:color w:val="1155cc"/>
+            <w:sz w:val="20"/>
+            <w:szCs w:val="20"/>
+            <w:u w:val="single"/>
+            <w:rtl w:val="0"/>
+          </w:rPr>
+          <w:t xml:space="preserve">livehealthy</w:t>
+        </w:r>
+      </w:hyperlink>
+      <w:r>
+        <w:rPr>
+          <w:sz w:val="20"/>
+          <w:szCs w:val="20"/>
+          <w:rtl w:val="0"/>
+        </w:rPr>
+        <w:t xml:space="preserve">, </w:t>
+      </w:r>
+      <w:hyperlink r:id="rId26">
+        <w:r>
+          <w:rPr>
+            <w:color w:val="1155cc"/>
+            <w:sz w:val="20"/>
+            <w:szCs w:val="20"/>
+            <w:u w:val="single"/>
+            <w:rtl w:val="0"/>
+          </w:rPr>
+          <w:t xml:space="preserve">nuquits</w:t>
+        </w:r>
+      </w:hyperlink>
+      <w:r>
+        <w:rPr>
+          <w:sz w:val="20"/>
+          <w:szCs w:val="20"/>
+          <w:rtl w:val="0"/>
+        </w:rPr>
+        <w:t xml:space="preserve">, </w:t>
+      </w:r>
+      <w:hyperlink r:id="rId27">
+        <w:r>
+          <w:rPr>
+            <w:color w:val="1155cc"/>
+            <w:sz w:val="20"/>
+            <w:szCs w:val="20"/>
+            <w:u w:val="single"/>
+            <w:rtl w:val="0"/>
+          </w:rPr>
+          <w:t xml:space="preserve">nuphysicians</w:t>
+        </w:r>
+      </w:hyperlink>
+      <w:r>
+        <w:rPr>
+          <w:rtl w:val="0"/>
+        </w:rPr>
+      </w:r>
+    </w:p>
+    <w:p>
+      <w:pPr>
+        <w:spacing w:after="200" w:line="240" w:lineRule="auto"/>
+        <w:rPr>
+          <w:sz w:val="20"/>
+          <w:szCs w:val="20"/>
+        </w:rPr>
+      </w:pPr>
+      <w:r>
+        <w:rPr>
+          <w:b w:val="1"/>
+          <w:sz w:val="20"/>
+          <w:szCs w:val="20"/>
+          <w:rtl w:val="0"/>
+        </w:rPr>
+        <w:t xml:space="preserve">Tourism Prince Edward Island - Ask an Islander:  </w:t>
+      </w:r>
+      <w:hyperlink r:id="rId28">
+        <w:r>
+          <w:rPr>
+            <w:color w:val="1155cc"/>
+            <w:sz w:val="20"/>
+            <w:szCs w:val="20"/>
+            <w:rtl w:val="0"/>
+          </w:rPr>
+          <w:t xml:space="preserve">https://www.tourismpei.com/askanislander</w:t>
+        </w:r>
+      </w:hyperlink>
+      <w:r>
+        <w:rPr>
+          <w:rtl w:val="0"/>
+        </w:rPr>
+      </w:r>
+    </w:p>
+    <w:p>
+      <w:pPr>
+        <w:spacing w:after="200" w:line="240" w:lineRule="auto"/>
+        <w:rPr>
+          <w:sz w:val="20"/>
+          <w:szCs w:val="20"/>
+        </w:rPr>
+      </w:pPr>
+      <w:r>
+        <w:rPr>
+          <w:rtl w:val="0"/>
+        </w:rPr>
+      </w:r>
+    </w:p>
+    <w:p>
+      <w:pPr>
+        <w:pStyle w:val="Heading5"/>
+        <w:spacing w:after="0" w:before="200" w:line="276" w:lineRule="auto"/>
+        <w:rPr>
+          <w:u w:val="single"/>
+        </w:rPr>
+      </w:pPr>
+      <w:bookmarkStart w:colFirst="0" w:colLast="0" w:name="_lnxbz9" w:id="24"/>
+      <w:bookmarkEnd w:id="24"/>
+      <w:r>
+        <w:rPr>
+          <w:u w:val="single"/>
+          <w:rtl w:val="0"/>
+        </w:rPr>
+        <w:t xml:space="preserve">WordPress</w:t>
+      </w:r>
+    </w:p>
+    <w:p>
+      <w:pPr>
+        <w:pStyle w:val="Heading5"/>
+        <w:spacing w:after="200" w:line="240" w:lineRule="auto"/>
+        <w:rPr>
+          <w:b w:val="0"/>
+          <w:sz w:val="20"/>
+          <w:szCs w:val="20"/>
+        </w:rPr>
+      </w:pPr>
+      <w:bookmarkStart w:colFirst="0" w:colLast="0" w:name="_11vxe330yfko" w:id="25"/>
+      <w:bookmarkEnd w:id="25"/>
+      <w:r>
+        <w:rPr>
+          <w:b w:val="1"/>
+          <w:sz w:val="20"/>
+          <w:szCs w:val="20"/>
+          <w:rtl w:val="0"/>
+        </w:rPr>
+        <w:t xml:space="preserve">Kenn Borek Air:  </w:t>
+      </w:r>
+      <w:hyperlink r:id="rId29">
         <w:r>
           <w:rPr>
             <w:b w:val="0"/>
@@ -2051,32 +2590,11 @@
             <w:szCs w:val="20"/>
             <w:rtl w:val="0"/>
           </w:rPr>
-          <w:t xml:space="preserve">traveltrade</w:t>
+          <w:t xml:space="preserve">https://borekair.com/</w:t>
         </w:r>
       </w:hyperlink>
       <w:r>
         <w:rPr>
-          <w:b w:val="0"/>
-          <w:sz w:val="20"/>
-          <w:szCs w:val="20"/>
-          <w:rtl w:val="0"/>
-        </w:rPr>
-        <w:t xml:space="preserve">, </w:t>
-      </w:r>
-      <w:hyperlink r:id="rId17">
-        <w:r>
-          <w:rPr>
-            <w:b w:val="0"/>
-            <w:color w:val="1155cc"/>
-            <w:sz w:val="20"/>
-            <w:szCs w:val="20"/>
-            <w:rtl w:val="0"/>
-          </w:rPr>
-          <w:t xml:space="preserve">conferences</w:t>
-        </w:r>
-      </w:hyperlink>
-      <w:r>
-        <w:rPr>
           <w:rtl w:val="0"/>
         </w:rPr>
       </w:r>
@@ -2096,415 +2614,7 @@
           <w:szCs w:val="20"/>
           <w:rtl w:val="0"/>
         </w:rPr>
-        <w:t xml:space="preserve">Up Here Publishing:  </w:t>
-      </w:r>
-      <w:hyperlink r:id="rId18">
-        <w:r>
-          <w:rPr>
-            <w:color w:val="1155cc"/>
-            <w:sz w:val="20"/>
-            <w:szCs w:val="20"/>
-            <w:rtl w:val="0"/>
-          </w:rPr>
-          <w:t xml:space="preserve">uphere.ca</w:t>
-        </w:r>
-      </w:hyperlink>
-      <w:r>
-        <w:rPr>
-          <w:rtl w:val="0"/>
-        </w:rPr>
-      </w:r>
-    </w:p>
-    <w:p>
-      <w:pPr>
-        <w:spacing w:after="200" w:line="240" w:lineRule="auto"/>
-        <w:rPr>
-          <w:sz w:val="20"/>
-          <w:szCs w:val="20"/>
-        </w:rPr>
-      </w:pPr>
-      <w:r>
-        <w:rPr>
-          <w:b w:val="1"/>
-          <w:sz w:val="20"/>
-          <w:szCs w:val="20"/>
-          <w:rtl w:val="0"/>
-        </w:rPr>
-        <w:t xml:space="preserve">Giant Mine Remediation Project:  </w:t>
-      </w:r>
-      <w:hyperlink r:id="rId19">
-        <w:r>
-          <w:rPr>
-            <w:color w:val="1155cc"/>
-            <w:sz w:val="20"/>
-            <w:szCs w:val="20"/>
-            <w:rtl w:val="0"/>
-          </w:rPr>
-          <w:t xml:space="preserve">giantminerp.ca</w:t>
-        </w:r>
-      </w:hyperlink>
-      <w:r>
-        <w:rPr>
-          <w:rtl w:val="0"/>
-        </w:rPr>
-      </w:r>
-    </w:p>
-    <w:p>
-      <w:pPr>
-        <w:spacing w:after="200" w:line="240" w:lineRule="auto"/>
-        <w:rPr>
-          <w:sz w:val="20"/>
-          <w:szCs w:val="20"/>
-        </w:rPr>
-      </w:pPr>
-      <w:r>
-        <w:rPr>
-          <w:b w:val="1"/>
-          <w:sz w:val="20"/>
-          <w:szCs w:val="20"/>
-          <w:rtl w:val="0"/>
-        </w:rPr>
-        <w:t xml:space="preserve">Northwest Territories Power Corporation:  </w:t>
-      </w:r>
-      <w:hyperlink r:id="rId20">
-        <w:r>
-          <w:rPr>
-            <w:color w:val="1155cc"/>
-            <w:sz w:val="20"/>
-            <w:szCs w:val="20"/>
-            <w:rtl w:val="0"/>
-          </w:rPr>
-          <w:t xml:space="preserve">ntpc.com</w:t>
-        </w:r>
-      </w:hyperlink>
-      <w:r>
-        <w:rPr>
-          <w:rtl w:val="0"/>
-        </w:rPr>
-      </w:r>
-    </w:p>
-    <w:p>
-      <w:pPr>
-        <w:spacing w:after="200" w:line="240" w:lineRule="auto"/>
-        <w:rPr>
-          <w:sz w:val="20"/>
-          <w:szCs w:val="20"/>
-        </w:rPr>
-      </w:pPr>
-      <w:r>
-        <w:rPr>
-          <w:b w:val="1"/>
-          <w:sz w:val="20"/>
-          <w:szCs w:val="20"/>
-          <w:rtl w:val="0"/>
-        </w:rPr>
-        <w:t xml:space="preserve">Inuvialuit Regional Corporation:  </w:t>
-      </w:r>
-      <w:hyperlink r:id="rId21">
-        <w:r>
-          <w:rPr>
-            <w:color w:val="1155cc"/>
-            <w:sz w:val="20"/>
-            <w:szCs w:val="20"/>
-            <w:rtl w:val="0"/>
-          </w:rPr>
-          <w:t xml:space="preserve">irc.inuvialuit.com</w:t>
-        </w:r>
-      </w:hyperlink>
-      <w:r>
-        <w:rPr>
-          <w:rtl w:val="0"/>
-        </w:rPr>
-      </w:r>
-    </w:p>
-    <w:p>
-      <w:pPr>
-        <w:spacing w:after="200" w:line="240" w:lineRule="auto"/>
-        <w:rPr>
-          <w:sz w:val="20"/>
-          <w:szCs w:val="20"/>
-        </w:rPr>
-      </w:pPr>
-      <w:r>
-        <w:rPr>
-          <w:b w:val="1"/>
-          <w:sz w:val="20"/>
-          <w:szCs w:val="20"/>
-          <w:rtl w:val="0"/>
-        </w:rPr>
-        <w:t xml:space="preserve">Workers' Safety and Compensation Commission:  </w:t>
-      </w:r>
-      <w:hyperlink r:id="rId22">
-        <w:r>
-          <w:rPr>
-            <w:color w:val="1155cc"/>
-            <w:sz w:val="20"/>
-            <w:szCs w:val="20"/>
-            <w:rtl w:val="0"/>
-          </w:rPr>
-          <w:t xml:space="preserve">wscc.nt.ca</w:t>
-        </w:r>
-      </w:hyperlink>
-      <w:r>
-        <w:rPr>
-          <w:rtl w:val="0"/>
-        </w:rPr>
-      </w:r>
-    </w:p>
-    <w:p>
-      <w:pPr>
-        <w:spacing w:after="200" w:line="240" w:lineRule="auto"/>
-        <w:rPr>
-          <w:sz w:val="20"/>
-          <w:szCs w:val="20"/>
-        </w:rPr>
-      </w:pPr>
-      <w:r>
-        <w:rPr>
-          <w:b w:val="1"/>
-          <w:sz w:val="20"/>
-          <w:szCs w:val="20"/>
-          <w:rtl w:val="0"/>
-        </w:rPr>
-        <w:t xml:space="preserve">Government of Nunavut:  </w:t>
-      </w:r>
-      <w:hyperlink r:id="rId23">
-        <w:r>
-          <w:rPr>
-            <w:color w:val="1155cc"/>
-            <w:sz w:val="20"/>
-            <w:szCs w:val="20"/>
-            <w:rtl w:val="0"/>
-          </w:rPr>
-          <w:t xml:space="preserve">gov.nu.ca</w:t>
-        </w:r>
-      </w:hyperlink>
-      <w:r>
-        <w:rPr>
-          <w:sz w:val="20"/>
-          <w:szCs w:val="20"/>
-          <w:rtl w:val="0"/>
-        </w:rPr>
-        <w:t xml:space="preserve">, </w:t>
-      </w:r>
-      <w:hyperlink r:id="rId24">
-        <w:r>
-          <w:rPr>
-            <w:color w:val="1155cc"/>
-            <w:sz w:val="20"/>
-            <w:szCs w:val="20"/>
-            <w:rtl w:val="0"/>
-          </w:rPr>
-          <w:t xml:space="preserve">livehealthy</w:t>
-        </w:r>
-      </w:hyperlink>
-      <w:r>
-        <w:rPr>
-          <w:sz w:val="20"/>
-          <w:szCs w:val="20"/>
-          <w:rtl w:val="0"/>
-        </w:rPr>
-        <w:t xml:space="preserve">, </w:t>
-      </w:r>
-      <w:hyperlink r:id="rId25">
-        <w:r>
-          <w:rPr>
-            <w:color w:val="1155cc"/>
-            <w:sz w:val="20"/>
-            <w:szCs w:val="20"/>
-            <w:rtl w:val="0"/>
-          </w:rPr>
-          <w:t xml:space="preserve">nuquits</w:t>
-        </w:r>
-      </w:hyperlink>
-      <w:r>
-        <w:rPr>
-          <w:sz w:val="20"/>
-          <w:szCs w:val="20"/>
-          <w:rtl w:val="0"/>
-        </w:rPr>
-        <w:t xml:space="preserve">, </w:t>
-      </w:r>
-      <w:hyperlink r:id="rId26">
-        <w:r>
-          <w:rPr>
-            <w:color w:val="1155cc"/>
-            <w:sz w:val="20"/>
-            <w:szCs w:val="20"/>
-            <w:rtl w:val="0"/>
-          </w:rPr>
-          <w:t xml:space="preserve">nuphysicians</w:t>
-        </w:r>
-      </w:hyperlink>
-      <w:r>
-        <w:rPr>
-          <w:rtl w:val="0"/>
-        </w:rPr>
-      </w:r>
-    </w:p>
-    <w:p>
-      <w:pPr>
-        <w:spacing w:after="200" w:line="240" w:lineRule="auto"/>
-        <w:rPr>
-          <w:sz w:val="20"/>
-          <w:szCs w:val="20"/>
-        </w:rPr>
-      </w:pPr>
-      <w:r>
-        <w:rPr>
-          <w:b w:val="1"/>
-          <w:sz w:val="20"/>
-          <w:szCs w:val="20"/>
-          <w:rtl w:val="0"/>
-        </w:rPr>
-        <w:t xml:space="preserve">Tourism Prince Edward Island - Ask an Islander:  </w:t>
-      </w:r>
-      <w:hyperlink r:id="rId27">
-        <w:r>
-          <w:rPr>
-            <w:color w:val="1155cc"/>
-            <w:sz w:val="20"/>
-            <w:szCs w:val="20"/>
-            <w:rtl w:val="0"/>
-          </w:rPr>
-          <w:t xml:space="preserve">tourismpei.com</w:t>
-        </w:r>
-      </w:hyperlink>
-      <w:r>
-        <w:rPr>
-          <w:rtl w:val="0"/>
-        </w:rPr>
-      </w:r>
-    </w:p>
-    <w:p>
-      <w:pPr>
-        <w:spacing w:after="200" w:line="240" w:lineRule="auto"/>
-        <w:rPr>
-          <w:sz w:val="20"/>
-          <w:szCs w:val="20"/>
-        </w:rPr>
-      </w:pPr>
-      <w:r>
-        <w:rPr>
-          <w:rtl w:val="0"/>
-        </w:rPr>
-      </w:r>
-    </w:p>
-    <w:p>
-      <w:pPr>
-        <w:pStyle w:val="Heading5"/>
-        <w:spacing w:after="0" w:before="200" w:line="276" w:lineRule="auto"/>
-        <w:rPr>
-          <w:u w:val="single"/>
-        </w:rPr>
-      </w:pPr>
-      <w:bookmarkStart w:colFirst="0" w:colLast="0" w:name="_lnxbz9" w:id="17"/>
-      <w:bookmarkEnd w:id="17"/>
-      <w:r>
-        <w:rPr>
-          <w:u w:val="single"/>
-          <w:rtl w:val="0"/>
-        </w:rPr>
-        <w:t xml:space="preserve">WordPress</w:t>
-      </w:r>
-    </w:p>
-    <w:p>
-      <w:pPr>
-        <w:pStyle w:val="Heading5"/>
-        <w:spacing w:after="200" w:line="240" w:lineRule="auto"/>
-        <w:rPr>
-          <w:b w:val="0"/>
-          <w:sz w:val="20"/>
-          <w:szCs w:val="20"/>
-        </w:rPr>
-      </w:pPr>
-      <w:bookmarkStart w:colFirst="0" w:colLast="0" w:name="_11vxe330yfko" w:id="18"/>
-      <w:bookmarkEnd w:id="18"/>
-      <w:r>
-        <w:rPr>
-          <w:b w:val="1"/>
-          <w:sz w:val="20"/>
-          <w:szCs w:val="20"/>
-          <w:rtl w:val="0"/>
-        </w:rPr>
-        <w:t xml:space="preserve">Kenn Borek Air:  </w:t>
-      </w:r>
-      <w:hyperlink r:id="rId28">
-        <w:r>
-          <w:rPr>
-            <w:b w:val="0"/>
-            <w:color w:val="1155cc"/>
-            <w:sz w:val="20"/>
-            <w:szCs w:val="20"/>
-            <w:rtl w:val="0"/>
-          </w:rPr>
-          <w:t xml:space="preserve">borekair.com</w:t>
-        </w:r>
-      </w:hyperlink>
-      <w:r>
-        <w:rPr>
-          <w:rtl w:val="0"/>
-        </w:rPr>
-      </w:r>
-    </w:p>
-    <w:p>
-      <w:pPr>
-        <w:spacing w:after="200" w:line="240" w:lineRule="auto"/>
-        <w:rPr>
-          <w:sz w:val="20"/>
-          <w:szCs w:val="20"/>
-        </w:rPr>
-      </w:pPr>
-      <w:r>
-        <w:rPr>
-          <w:b w:val="1"/>
-          <w:sz w:val="20"/>
-          <w:szCs w:val="20"/>
-          <w:rtl w:val="0"/>
-        </w:rPr>
         <w:t xml:space="preserve">Royal Caribbean International - Media Hub:  </w:t>
-      </w:r>
-      <w:hyperlink r:id="rId29">
-        <w:r>
-          <w:rPr>
-            <w:color w:val="1155cc"/>
-            <w:sz w:val="20"/>
-            <w:szCs w:val="20"/>
-            <w:rtl w:val="0"/>
-          </w:rPr>
-          <w:t xml:space="preserve">royalcaribbean.com</w:t>
-        </w:r>
-      </w:hyperlink>
-      <w:r>
-        <w:rPr>
-          <w:rtl w:val="0"/>
-        </w:rPr>
-      </w:r>
-    </w:p>
-    <w:p>
-      <w:pPr>
-        <w:spacing w:after="200" w:line="240" w:lineRule="auto"/>
-        <w:rPr>
-          <w:sz w:val="20"/>
-          <w:szCs w:val="20"/>
-        </w:rPr>
-      </w:pPr>
-      <w:r>
-        <w:rPr>
-          <w:b w:val="1"/>
-          <w:sz w:val="20"/>
-          <w:szCs w:val="20"/>
-          <w:rtl w:val="0"/>
-        </w:rPr>
-        <w:t xml:space="preserve">Hilton Head Island</w:t>
-      </w:r>
-      <w:r>
-        <w:rPr>
-          <w:sz w:val="20"/>
-          <w:szCs w:val="20"/>
-          <w:rtl w:val="0"/>
-        </w:rPr>
-        <w:t xml:space="preserve"> (+ multiple sub-sites):  </w:t>
       </w:r>
       <w:hyperlink r:id="rId30">
         <w:r>
@@ -2514,7 +2624,7 @@
             <w:szCs w:val="20"/>
             <w:rtl w:val="0"/>
           </w:rPr>
-          <w:t xml:space="preserve">hiltonheadisland.org</w:t>
+          <w:t xml:space="preserve">https://www.royalcaribbean.com/connect/</w:t>
         </w:r>
       </w:hyperlink>
       <w:r>
@@ -2538,7 +2648,15 @@
           <w:szCs w:val="20"/>
           <w:rtl w:val="0"/>
         </w:rPr>
-        <w:t xml:space="preserve">1 Hotel &amp; Homes South Beach:  </w:t>
+        <w:t xml:space="preserve">Hilton Head Island</w:t>
+      </w:r>
+      <w:r>
+        <w:rPr>
+          <w:sz w:val="20"/>
+          <w:szCs w:val="20"/>
+          <w:rtl w:val="0"/>
+        </w:rPr>
+        <w:t xml:space="preserve">:  </w:t>
       </w:r>
       <w:hyperlink r:id="rId31">
         <w:r>
@@ -2548,7 +2666,7 @@
             <w:szCs w:val="20"/>
             <w:rtl w:val="0"/>
           </w:rPr>
-          <w:t xml:space="preserve">1hotels.com</w:t>
+          <w:t xml:space="preserve">https://www.hiltonheadisland.org/</w:t>
         </w:r>
       </w:hyperlink>
       <w:r>
@@ -2572,7 +2690,7 @@
           <w:szCs w:val="20"/>
           <w:rtl w:val="0"/>
         </w:rPr>
-        <w:t xml:space="preserve">Best Burners Ltd:  </w:t>
+        <w:t xml:space="preserve">1 Hotel &amp; Homes South Beach:  </w:t>
       </w:r>
       <w:hyperlink r:id="rId32">
         <w:r>
@@ -2582,7 +2700,7 @@
             <w:szCs w:val="20"/>
             <w:rtl w:val="0"/>
           </w:rPr>
-          <w:t xml:space="preserve">bestburners.ca</w:t>
+          <w:t xml:space="preserve">https://brokers.1hotels.com/southbeach/</w:t>
         </w:r>
       </w:hyperlink>
       <w:r>
@@ -2601,64 +2719,12 @@
       </w:pPr>
       <w:r>
         <w:rPr>
-          <w:rtl w:val="0"/>
-        </w:rPr>
-      </w:r>
-    </w:p>
-    <w:p>
-      <w:pPr>
-        <w:pStyle w:val="Heading2"/>
-        <w:spacing w:line="276" w:lineRule="auto"/>
-        <w:rPr>
-          <w:sz w:val="32"/>
-          <w:szCs w:val="32"/>
-        </w:rPr>
-      </w:pPr>
-      <w:bookmarkStart w:colFirst="0" w:colLast="0" w:name="_44sinio" w:id="19"/>
-      <w:bookmarkEnd w:id="19"/>
-      <w:r>
-        <w:rPr>
-          <w:sz w:val="32"/>
-          <w:szCs w:val="32"/>
-          <w:rtl w:val="0"/>
-        </w:rPr>
-        <w:t xml:space="preserve">Personal + Social Profiles</w:t>
-      </w:r>
-      <w:r>
-        <w:pict>
-          <v:rect style="width:0.0pt;height:1.5pt" o:hr="t" o:hrstd="t" o:hralign="center" fillcolor="#A0A0A0" stroked="f"/>
-        </w:pict>
-      </w:r>
-      <w:r>
-        <w:rPr>
-          <w:rtl w:val="0"/>
-        </w:rPr>
-      </w:r>
-    </w:p>
-    <w:p>
-      <w:pPr>
-        <w:spacing w:line="360" w:lineRule="auto"/>
-        <w:rPr>
-          <w:sz w:val="20"/>
-          <w:szCs w:val="20"/>
-        </w:rPr>
-      </w:pPr>
-      <w:r>
-        <w:rPr>
           <w:b w:val="1"/>
           <w:sz w:val="20"/>
           <w:szCs w:val="20"/>
           <w:rtl w:val="0"/>
         </w:rPr>
-        <w:t xml:space="preserve">GitHub:</w:t>
-      </w:r>
-      <w:r>
-        <w:rPr>
-          <w:sz w:val="20"/>
-          <w:szCs w:val="20"/>
-          <w:rtl w:val="0"/>
-        </w:rPr>
-        <w:t xml:space="preserve"> </w:t>
+        <w:t xml:space="preserve">Best Burners Ltd:  </w:t>
       </w:r>
       <w:hyperlink r:id="rId33">
         <w:r>
@@ -2668,7 +2734,7 @@
             <w:szCs w:val="20"/>
             <w:rtl w:val="0"/>
           </w:rPr>
-          <w:t xml:space="preserve">github.com/jasondmoss</w:t>
+          <w:t xml:space="preserve">https://www.bestburners.ca/</w:t>
         </w:r>
       </w:hyperlink>
       <w:r>
@@ -2679,6 +2745,50 @@
     </w:p>
     <w:p>
       <w:pPr>
+        <w:spacing w:after="200" w:line="240" w:lineRule="auto"/>
+        <w:rPr>
+          <w:sz w:val="20"/>
+          <w:szCs w:val="20"/>
+        </w:rPr>
+      </w:pPr>
+      <w:r>
+        <w:rPr>
+          <w:rtl w:val="0"/>
+        </w:rPr>
+      </w:r>
+    </w:p>
+    <w:p>
+      <w:pPr>
+        <w:pStyle w:val="Heading2"/>
+        <w:spacing w:line="276" w:lineRule="auto"/>
+        <w:rPr>
+          <w:sz w:val="32"/>
+          <w:szCs w:val="32"/>
+        </w:rPr>
+      </w:pPr>
+      <w:bookmarkStart w:colFirst="0" w:colLast="0" w:name="_44sinio" w:id="26"/>
+      <w:bookmarkEnd w:id="26"/>
+      <w:r>
+        <w:rPr>
+          <w:sz w:val="32"/>
+          <w:szCs w:val="32"/>
+          <w:rtl w:val="0"/>
+        </w:rPr>
+        <w:t xml:space="preserve">Personal + Social Profiles</w:t>
+      </w:r>
+      <w:r>
+        <w:pict>
+          <v:rect style="width:0.0pt;height:1.5pt" o:hr="t" o:hrstd="t" o:hralign="center" fillcolor="#A0A0A0" stroked="f"/>
+        </w:pict>
+      </w:r>
+      <w:r>
+        <w:rPr>
+          <w:rtl w:val="0"/>
+        </w:rPr>
+      </w:r>
+    </w:p>
+    <w:p>
+      <w:pPr>
         <w:spacing w:line="360" w:lineRule="auto"/>
         <w:rPr>
           <w:sz w:val="20"/>
@@ -2692,15 +2802,15 @@
           <w:szCs w:val="20"/>
           <w:rtl w:val="0"/>
         </w:rPr>
-        <w:t xml:space="preserve">Behance:</w:t>
-      </w:r>
-      <w:r>
-        <w:rPr>
-          <w:sz w:val="20"/>
-          <w:szCs w:val="20"/>
-          <w:rtl w:val="0"/>
-        </w:rPr>
-        <w:t xml:space="preserve"> </w:t>
+        <w:t xml:space="preserve">GitHub:</w:t>
+      </w:r>
+      <w:r>
+        <w:rPr>
+          <w:sz w:val="20"/>
+          <w:szCs w:val="20"/>
+          <w:rtl w:val="0"/>
+        </w:rPr>
+        <w:tab/>
       </w:r>
       <w:hyperlink r:id="rId34">
         <w:r>
@@ -2710,7 +2820,7 @@
             <w:szCs w:val="20"/>
             <w:rtl w:val="0"/>
           </w:rPr>
-          <w:t xml:space="preserve">behance.net/jasondmoss</w:t>
+          <w:t xml:space="preserve">https://github.com/jasondmoss</w:t>
         </w:r>
       </w:hyperlink>
       <w:r>
@@ -2734,15 +2844,15 @@
           <w:szCs w:val="20"/>
           <w:rtl w:val="0"/>
         </w:rPr>
-        <w:t xml:space="preserve">About.me:</w:t>
-      </w:r>
-      <w:r>
-        <w:rPr>
-          <w:sz w:val="20"/>
-          <w:szCs w:val="20"/>
-          <w:rtl w:val="0"/>
-        </w:rPr>
-        <w:t xml:space="preserve"> </w:t>
+        <w:t xml:space="preserve">Behance:</w:t>
+      </w:r>
+      <w:r>
+        <w:rPr>
+          <w:sz w:val="20"/>
+          <w:szCs w:val="20"/>
+          <w:rtl w:val="0"/>
+        </w:rPr>
+        <w:tab/>
       </w:r>
       <w:hyperlink r:id="rId35">
         <w:r>
@@ -2752,7 +2862,7 @@
             <w:szCs w:val="20"/>
             <w:rtl w:val="0"/>
           </w:rPr>
-          <w:t xml:space="preserve">about.me/jasondmoss</w:t>
+          <w:t xml:space="preserve">https://www.behance.net/jasondmoss</w:t>
         </w:r>
       </w:hyperlink>
       <w:r>
@@ -2784,7 +2894,7 @@
           <w:szCs w:val="20"/>
           <w:rtl w:val="0"/>
         </w:rPr>
-        <w:t xml:space="preserve"> </w:t>
+        <w:tab/>
       </w:r>
       <w:hyperlink r:id="rId36">
         <w:r>
@@ -2794,7 +2904,7 @@
             <w:szCs w:val="20"/>
             <w:rtl w:val="0"/>
           </w:rPr>
-          <w:t xml:space="preserve">linkedin.com/in/jasondmoss</w:t>
+          <w:t xml:space="preserve">https://www.linkedin.com/in/jasondmoss</w:t>
         </w:r>
       </w:hyperlink>
       <w:r>
@@ -2819,15 +2929,15 @@
           <w:rtl w:val="0"/>
         </w:rPr>
         <w:t xml:space="preserve">Twitter:</w:t>
+      </w:r>
+      <w:r>
+        <w:rPr>
+          <w:sz w:val="20"/>
+          <w:szCs w:val="20"/>
+          <w:rtl w:val="0"/>
+        </w:rPr>
         <w:tab/>
-      </w:r>
-      <w:r>
-        <w:rPr>
-          <w:sz w:val="20"/>
-          <w:szCs w:val="20"/>
-          <w:rtl w:val="0"/>
-        </w:rPr>
-        <w:t xml:space="preserve"> </w:t>
+        <w:tab/>
       </w:r>
       <w:hyperlink r:id="rId37">
         <w:r>
@@ -2837,7 +2947,7 @@
             <w:szCs w:val="20"/>
             <w:rtl w:val="0"/>
           </w:rPr>
-          <w:t xml:space="preserve">twitter.com/jasondmoss</w:t>
+          <w:t xml:space="preserve">https://twitter.com/jasondmoss</w:t>
         </w:r>
       </w:hyperlink>
       <w:r>
@@ -2869,7 +2979,7 @@
           <w:szCs w:val="20"/>
           <w:rtl w:val="0"/>
         </w:rPr>
-        <w:t xml:space="preserve"> </w:t>
+        <w:tab/>
       </w:r>
       <w:hyperlink r:id="rId38">
         <w:r>
@@ -2879,7 +2989,7 @@
             <w:szCs w:val="20"/>
             <w:rtl w:val="0"/>
           </w:rPr>
-          <w:t xml:space="preserve">last.fm/user/jasondmoss</w:t>
+          <w:t xml:space="preserve">https://www.last.fm/user/jasondmoss</w:t>
         </w:r>
       </w:hyperlink>
       <w:r>

--- a/jasondmoss-resume.docx
+++ b/jasondmoss-resume.docx
@@ -384,29 +384,6 @@
           <w:rtl w:val="0"/>
         </w:rPr>
         <w:t xml:space="preserve">Laravel</w:t>
-      </w:r>
-    </w:p>
-    <w:p>
-      <w:pPr>
-        <w:keepLines w:val="0"/>
-        <w:numPr>
-          <w:ilvl w:val="1"/>
-          <w:numId w:val="4"/>
-        </w:numPr>
-        <w:spacing w:line="240" w:lineRule="auto"/>
-        <w:ind w:left="1080" w:hanging="360"/>
-        <w:rPr>
-          <w:sz w:val="20"/>
-          <w:szCs w:val="20"/>
-        </w:rPr>
-      </w:pPr>
-      <w:r>
-        <w:rPr>
-          <w:sz w:val="20"/>
-          <w:szCs w:val="20"/>
-          <w:rtl w:val="0"/>
-        </w:rPr>
-        <w:t xml:space="preserve">Symfony</w:t>
       </w:r>
     </w:p>
     <w:p>
@@ -817,7 +794,7 @@
           <w:szCs w:val="20"/>
           <w:rtl w:val="0"/>
         </w:rPr>
-        <w:t xml:space="preserve">I have been working as an independent contractor, to varying degrees, for many years now, ranging from custom plug-ins, to complete multilingual + multi-site setups; e-commerce; small websites; single-page applications; and nearly everything in between.</w:t>
+        <w:t xml:space="preserve">I have been working as an independent contractor, to varying degrees, for many years now, ranging from custom plug-ins, to complete multilingual + multi-site setups; e-commerce; small websites; and nearly everything in between.</w:t>
       </w:r>
     </w:p>
     <w:p>
@@ -2150,7 +2127,7 @@
             <w:u w:val="single"/>
             <w:rtl w:val="0"/>
           </w:rPr>
-          <w:t xml:space="preserve">media</w:t>
+          <w:t xml:space="preserve">Media</w:t>
         </w:r>
       </w:hyperlink>
       <w:r>
@@ -2172,55 +2149,33 @@
             <w:u w:val="single"/>
             <w:rtl w:val="0"/>
           </w:rPr>
-          <w:t xml:space="preserve">traveltrade</w:t>
+          <w:t xml:space="preserve">Travel Trade</w:t>
         </w:r>
       </w:hyperlink>
       <w:r>
         <w:rPr>
-          <w:b w:val="0"/>
-          <w:sz w:val="20"/>
-          <w:szCs w:val="20"/>
-          <w:rtl w:val="0"/>
-        </w:rPr>
-        <w:t xml:space="preserve">, </w:t>
+          <w:rtl w:val="0"/>
+        </w:rPr>
+      </w:r>
+    </w:p>
+    <w:p>
+      <w:pPr>
+        <w:spacing w:after="200" w:line="240" w:lineRule="auto"/>
+        <w:rPr>
+          <w:sz w:val="20"/>
+          <w:szCs w:val="20"/>
+        </w:rPr>
+      </w:pPr>
+      <w:r>
+        <w:rPr>
+          <w:b w:val="1"/>
+          <w:sz w:val="20"/>
+          <w:szCs w:val="20"/>
+          <w:rtl w:val="0"/>
+        </w:rPr>
+        <w:t xml:space="preserve">Up Here Publishing:  </w:t>
       </w:r>
       <w:hyperlink r:id="rId18">
-        <w:r>
-          <w:rPr>
-            <w:b w:val="0"/>
-            <w:color w:val="1155cc"/>
-            <w:sz w:val="20"/>
-            <w:szCs w:val="20"/>
-            <w:u w:val="single"/>
-            <w:rtl w:val="0"/>
-          </w:rPr>
-          <w:t xml:space="preserve">conferences</w:t>
-        </w:r>
-      </w:hyperlink>
-      <w:r>
-        <w:rPr>
-          <w:rtl w:val="0"/>
-        </w:rPr>
-      </w:r>
-    </w:p>
-    <w:p>
-      <w:pPr>
-        <w:spacing w:after="200" w:line="240" w:lineRule="auto"/>
-        <w:rPr>
-          <w:sz w:val="20"/>
-          <w:szCs w:val="20"/>
-        </w:rPr>
-      </w:pPr>
-      <w:r>
-        <w:rPr>
-          <w:b w:val="1"/>
-          <w:sz w:val="20"/>
-          <w:szCs w:val="20"/>
-          <w:rtl w:val="0"/>
-        </w:rPr>
-        <w:t xml:space="preserve">Up Here Publishing:  </w:t>
-      </w:r>
-      <w:hyperlink r:id="rId19">
         <w:r>
           <w:rPr>
             <w:color w:val="1155cc"/>
@@ -2254,7 +2209,7 @@
         </w:rPr>
         <w:t xml:space="preserve">Giant Mine Remediation Project:  </w:t>
       </w:r>
-      <w:hyperlink r:id="rId20">
+      <w:hyperlink r:id="rId19">
         <w:r>
           <w:rPr>
             <w:color w:val="1155cc"/>
@@ -2288,7 +2243,7 @@
         </w:rPr>
         <w:t xml:space="preserve">Northwest Territories Power Corporation:  </w:t>
       </w:r>
-      <w:hyperlink r:id="rId21">
+      <w:hyperlink r:id="rId20">
         <w:r>
           <w:rPr>
             <w:color w:val="1155cc"/>
@@ -2322,7 +2277,7 @@
         </w:rPr>
         <w:t xml:space="preserve">Inuvialuit Regional Corporation:  </w:t>
       </w:r>
-      <w:hyperlink r:id="rId22">
+      <w:hyperlink r:id="rId21">
         <w:r>
           <w:rPr>
             <w:color w:val="1155cc"/>
@@ -2356,7 +2311,7 @@
         </w:rPr>
         <w:t xml:space="preserve">Workers' Safety and Compensation Commission:  </w:t>
       </w:r>
-      <w:hyperlink r:id="rId23">
+      <w:hyperlink r:id="rId22">
         <w:r>
           <w:rPr>
             <w:color w:val="1155cc"/>
@@ -2392,7 +2347,7 @@
         </w:rPr>
         <w:t xml:space="preserve">Government of Nunavut:  </w:t>
       </w:r>
-      <w:hyperlink r:id="rId24">
+      <w:hyperlink r:id="rId23">
         <w:r>
           <w:rPr>
             <w:color w:val="1155cc"/>
@@ -2436,6 +2391,26 @@
         </w:rPr>
         <w:t xml:space="preserve">: </w:t>
       </w:r>
+      <w:hyperlink r:id="rId24">
+        <w:r>
+          <w:rPr>
+            <w:color w:val="1155cc"/>
+            <w:sz w:val="20"/>
+            <w:szCs w:val="20"/>
+            <w:u w:val="single"/>
+            <w:rtl w:val="0"/>
+          </w:rPr>
+          <w:t xml:space="preserve">Healthy Living</w:t>
+        </w:r>
+      </w:hyperlink>
+      <w:r>
+        <w:rPr>
+          <w:sz w:val="20"/>
+          <w:szCs w:val="20"/>
+          <w:rtl w:val="0"/>
+        </w:rPr>
+        <w:t xml:space="preserve">, </w:t>
+      </w:r>
       <w:hyperlink r:id="rId25">
         <w:r>
           <w:rPr>
@@ -2445,7 +2420,7 @@
             <w:u w:val="single"/>
             <w:rtl w:val="0"/>
           </w:rPr>
-          <w:t xml:space="preserve">livehealthy</w:t>
+          <w:t xml:space="preserve">NUQuits</w:t>
         </w:r>
       </w:hyperlink>
       <w:r>
@@ -2465,53 +2440,33 @@
             <w:u w:val="single"/>
             <w:rtl w:val="0"/>
           </w:rPr>
-          <w:t xml:space="preserve">nuquits</w:t>
+          <w:t xml:space="preserve">NU Physicians</w:t>
         </w:r>
       </w:hyperlink>
       <w:r>
         <w:rPr>
-          <w:sz w:val="20"/>
-          <w:szCs w:val="20"/>
-          <w:rtl w:val="0"/>
-        </w:rPr>
-        <w:t xml:space="preserve">, </w:t>
+          <w:rtl w:val="0"/>
+        </w:rPr>
+      </w:r>
+    </w:p>
+    <w:p>
+      <w:pPr>
+        <w:spacing w:after="200" w:line="240" w:lineRule="auto"/>
+        <w:rPr>
+          <w:sz w:val="20"/>
+          <w:szCs w:val="20"/>
+        </w:rPr>
+      </w:pPr>
+      <w:r>
+        <w:rPr>
+          <w:b w:val="1"/>
+          <w:sz w:val="20"/>
+          <w:szCs w:val="20"/>
+          <w:rtl w:val="0"/>
+        </w:rPr>
+        <w:t xml:space="preserve">Tourism Prince Edward Island - Ask an Islander:  </w:t>
       </w:r>
       <w:hyperlink r:id="rId27">
-        <w:r>
-          <w:rPr>
-            <w:color w:val="1155cc"/>
-            <w:sz w:val="20"/>
-            <w:szCs w:val="20"/>
-            <w:u w:val="single"/>
-            <w:rtl w:val="0"/>
-          </w:rPr>
-          <w:t xml:space="preserve">nuphysicians</w:t>
-        </w:r>
-      </w:hyperlink>
-      <w:r>
-        <w:rPr>
-          <w:rtl w:val="0"/>
-        </w:rPr>
-      </w:r>
-    </w:p>
-    <w:p>
-      <w:pPr>
-        <w:spacing w:after="200" w:line="240" w:lineRule="auto"/>
-        <w:rPr>
-          <w:sz w:val="20"/>
-          <w:szCs w:val="20"/>
-        </w:rPr>
-      </w:pPr>
-      <w:r>
-        <w:rPr>
-          <w:b w:val="1"/>
-          <w:sz w:val="20"/>
-          <w:szCs w:val="20"/>
-          <w:rtl w:val="0"/>
-        </w:rPr>
-        <w:t xml:space="preserve">Tourism Prince Edward Island - Ask an Islander:  </w:t>
-      </w:r>
-      <w:hyperlink r:id="rId28">
         <w:r>
           <w:rPr>
             <w:color w:val="1155cc"/>
@@ -2581,7 +2536,7 @@
         </w:rPr>
         <w:t xml:space="preserve">Kenn Borek Air:  </w:t>
       </w:r>
-      <w:hyperlink r:id="rId29">
+      <w:hyperlink r:id="rId28">
         <w:r>
           <w:rPr>
             <w:b w:val="0"/>
@@ -2616,7 +2571,7 @@
         </w:rPr>
         <w:t xml:space="preserve">Royal Caribbean International - Media Hub:  </w:t>
       </w:r>
-      <w:hyperlink r:id="rId30">
+      <w:hyperlink r:id="rId29">
         <w:r>
           <w:rPr>
             <w:color w:val="1155cc"/>
@@ -2658,7 +2613,7 @@
         </w:rPr>
         <w:t xml:space="preserve">:  </w:t>
       </w:r>
-      <w:hyperlink r:id="rId31">
+      <w:hyperlink r:id="rId30">
         <w:r>
           <w:rPr>
             <w:color w:val="1155cc"/>
@@ -2692,7 +2647,7 @@
         </w:rPr>
         <w:t xml:space="preserve">1 Hotel &amp; Homes South Beach:  </w:t>
       </w:r>
-      <w:hyperlink r:id="rId32">
+      <w:hyperlink r:id="rId31">
         <w:r>
           <w:rPr>
             <w:color w:val="1155cc"/>
@@ -2726,7 +2681,7 @@
         </w:rPr>
         <w:t xml:space="preserve">Best Burners Ltd:  </w:t>
       </w:r>
-      <w:hyperlink r:id="rId33">
+      <w:hyperlink r:id="rId32">
         <w:r>
           <w:rPr>
             <w:color w:val="1155cc"/>
@@ -2812,7 +2767,7 @@
         </w:rPr>
         <w:tab/>
       </w:r>
-      <w:hyperlink r:id="rId34">
+      <w:hyperlink r:id="rId33">
         <w:r>
           <w:rPr>
             <w:color w:val="1155cc"/>
@@ -2854,7 +2809,7 @@
         </w:rPr>
         <w:tab/>
       </w:r>
-      <w:hyperlink r:id="rId35">
+      <w:hyperlink r:id="rId34">
         <w:r>
           <w:rPr>
             <w:color w:val="1155cc"/>
@@ -2896,7 +2851,7 @@
         </w:rPr>
         <w:tab/>
       </w:r>
-      <w:hyperlink r:id="rId36">
+      <w:hyperlink r:id="rId35">
         <w:r>
           <w:rPr>
             <w:color w:val="1155cc"/>
@@ -2939,7 +2894,7 @@
         <w:tab/>
         <w:tab/>
       </w:r>
-      <w:hyperlink r:id="rId37">
+      <w:hyperlink r:id="rId36">
         <w:r>
           <w:rPr>
             <w:color w:val="1155cc"/>
@@ -2981,7 +2936,7 @@
         </w:rPr>
         <w:tab/>
       </w:r>
-      <w:hyperlink r:id="rId38">
+      <w:hyperlink r:id="rId37">
         <w:r>
           <w:rPr>
             <w:color w:val="1155cc"/>
@@ -2999,7 +2954,7 @@
       </w:r>
     </w:p>
     <w:sectPr>
-      <w:headerReference r:id="rId39" w:type="default"/>
+      <w:headerReference r:id="rId38" w:type="default"/>
       <w:pgSz w:h="15840" w:w="12240" w:orient="portrait"/>
       <w:pgMar w:bottom="1134" w:top="1134" w:left="1134" w:right="1134" w:header="0" w:footer="0"/>
       <w:pgNumType w:start="1"/>
